--- a/public/lesson-7.docx
+++ b/public/lesson-7.docx
@@ -5,51 +5,575 @@
     <w:p>
       <w:pPr>
         <w:pStyle w:val="Heading2"/>
-        <w:rPr>
-          <w:b w:val="0"/>
-          <w:i w:val="0"/>
-        </w:rPr>
-      </w:pPr>
-      <w:r>
-        <w:rPr>
-          <w:b w:val="0"/>
-          <w:i w:val="0"/>
-        </w:rPr>
-        <w:t>Урок 7</w:t>
-      </w:r>
+      </w:pPr>
+      <w:proofErr w:type="spellStart"/>
+      <w:r>
+        <w:t>Ещё</w:t>
+      </w:r>
+      <w:proofErr w:type="spellEnd"/>
+      <w:r>
+        <w:t xml:space="preserve"> о </w:t>
+      </w:r>
+      <w:proofErr w:type="spellStart"/>
+      <w:r>
+        <w:t>творении</w:t>
+      </w:r>
+      <w:proofErr w:type="spellEnd"/>
     </w:p>
     <w:p>
-      <w:r>
-        <w:t>Вопрос: к предыдущему уроку: можно ли тогда сказать, что у греческих богов не было свободы воли? Если да, то почему? Почему они это только усия и нисколько не юпостасис?</w:t>
+      <w:pPr>
+        <w:rPr>
+          <w:rFonts w:ascii="Times New Roman" w:hAnsi="Times New Roman" w:cs="Times New Roman"/>
+          <w:sz w:val="24"/>
+          <w:szCs w:val="24"/>
+          <w:lang w:val="ru-RU"/>
+        </w:rPr>
+      </w:pPr>
+      <w:r>
+        <w:rPr>
+          <w:rFonts w:ascii="Times New Roman" w:hAnsi="Times New Roman" w:cs="Times New Roman"/>
+          <w:i/>
+          <w:iCs/>
+          <w:sz w:val="24"/>
+          <w:szCs w:val="24"/>
+          <w:lang w:val="ru-RU"/>
+        </w:rPr>
+        <w:t>Акт творения</w:t>
+      </w:r>
+      <w:r>
+        <w:rPr>
+          <w:rFonts w:ascii="Times New Roman" w:hAnsi="Times New Roman" w:cs="Times New Roman"/>
+          <w:sz w:val="24"/>
+          <w:szCs w:val="24"/>
+          <w:lang w:val="ru-RU"/>
+        </w:rPr>
+        <w:t xml:space="preserve"> решает не только проблему предельного основания, но ещё и проблему моделирования реальности без наблюдателя. Творение порождает то, </w:t>
+      </w:r>
+      <w:r>
+        <w:rPr>
+          <w:rFonts w:ascii="Times New Roman" w:hAnsi="Times New Roman" w:cs="Times New Roman"/>
+          <w:i/>
+          <w:sz w:val="24"/>
+          <w:szCs w:val="24"/>
+          <w:lang w:val="ru-RU"/>
+        </w:rPr>
+        <w:t>чего не было</w:t>
+      </w:r>
+      <w:r>
+        <w:rPr>
+          <w:rFonts w:ascii="Times New Roman" w:hAnsi="Times New Roman" w:cs="Times New Roman"/>
+          <w:sz w:val="24"/>
+          <w:szCs w:val="24"/>
+          <w:lang w:val="ru-RU"/>
+        </w:rPr>
+        <w:t xml:space="preserve">. В сравнении с Парменидом, который отрицал существование небытия (если ничего не было, </w:t>
+      </w:r>
+      <w:r>
+        <w:rPr>
+          <w:rFonts w:ascii="Times New Roman" w:hAnsi="Times New Roman" w:cs="Times New Roman"/>
+          <w:sz w:val="24"/>
+          <w:szCs w:val="24"/>
+          <w:lang w:val="ru-RU"/>
+        </w:rPr>
+        <w:t>то, другими словами,</w:t>
+      </w:r>
+      <w:r>
+        <w:rPr>
+          <w:rFonts w:ascii="Times New Roman" w:hAnsi="Times New Roman" w:cs="Times New Roman"/>
+          <w:sz w:val="24"/>
+          <w:szCs w:val="24"/>
+          <w:lang w:val="ru-RU"/>
+        </w:rPr>
+        <w:t xml:space="preserve"> было то, чего не было, то есть оно всё-таки было), Бог, создав бытие, вводит небытие постфактум, в прошедшем времени. До акта творения не было небытия —был только бог. Когда уже после </w:t>
+      </w:r>
+      <w:r>
+        <w:rPr>
+          <w:rFonts w:ascii="Times New Roman" w:hAnsi="Times New Roman" w:cs="Times New Roman"/>
+          <w:i/>
+          <w:iCs/>
+          <w:sz w:val="24"/>
+          <w:szCs w:val="24"/>
+          <w:lang w:val="ru-RU"/>
+        </w:rPr>
+        <w:t>акта творения</w:t>
+      </w:r>
+      <w:r>
+        <w:rPr>
+          <w:rFonts w:ascii="Times New Roman" w:hAnsi="Times New Roman" w:cs="Times New Roman"/>
+          <w:sz w:val="24"/>
+          <w:szCs w:val="24"/>
+          <w:lang w:val="ru-RU"/>
+        </w:rPr>
+        <w:t xml:space="preserve"> создалось бытие, только тогда уже можно стало говорить, что до него было ничто, как то, из чего получилось бытие. </w:t>
+      </w:r>
+      <w:r>
+        <w:rPr>
+          <w:rFonts w:ascii="Times New Roman" w:hAnsi="Times New Roman" w:cs="Times New Roman"/>
+          <w:sz w:val="24"/>
+          <w:szCs w:val="24"/>
+          <w:u w:val="single"/>
+          <w:lang w:val="ru-RU"/>
+        </w:rPr>
+        <w:t>Творение — это переход от ничто к бытию</w:t>
+      </w:r>
+      <w:r>
+        <w:rPr>
+          <w:rFonts w:ascii="Times New Roman" w:hAnsi="Times New Roman" w:cs="Times New Roman"/>
+          <w:sz w:val="24"/>
+          <w:szCs w:val="24"/>
+          <w:lang w:val="ru-RU"/>
+        </w:rPr>
+        <w:t>.</w:t>
       </w:r>
     </w:p>
     <w:p>
-      <w:r>
-        <w:t xml:space="preserve">Акт творения решает не только проблему предельного основания, но ещё и проблему моделирования реальности без наблюдателя. Творение порождает то, </w:t>
-      </w:r>
-      <w:r>
-        <w:rPr>
-          <w:i/>
-        </w:rPr>
-        <w:t>чего не было</w:t>
-      </w:r>
-      <w:r>
-        <w:t>. В сравнении с Парменидом, который отрицал существование небытия (если ничего не было, то другими словами было то, чего не было, то есть оно всё-таки было), Бог, создав бытие, вводит небытие постфактум, в прошедшем времени. До акта творения не было небытия — просто был только бог. Когда уже после акта творения создалось бытие, только тогда уже можно стало говорить, что до него было ничто, как то, из чего получилось бытие. Творение — это переход от ничто к бытию. В качестве примера можно привести рождение человека. Родившись, он скажет, что до его рождения его не было, но до его рождения такое понятие быть не могло вовсе.</w:t>
+      <w:pPr>
+        <w:pStyle w:val="Quote"/>
+        <w:rPr>
+          <w:lang w:val="ru-RU"/>
+        </w:rPr>
+      </w:pPr>
+      <w:r>
+        <w:rPr>
+          <w:lang w:val="ru-RU"/>
+        </w:rPr>
+        <w:t>В качестве примера можно привести рождение человека. Родившись, он скажет, что до его рождения его не было, но до его рождения такое понятие быть не могло вовсе.</w:t>
       </w:r>
     </w:p>
     <w:p>
-      <w:r>
-        <w:t>Тело человека — это усия; но в нем есть и божественное начало, богоподобие — юпостасис. Целью человека будет победа над смертью, спасение души.</w:t>
+      <w:pPr>
+        <w:rPr>
+          <w:rFonts w:ascii="Times New Roman" w:hAnsi="Times New Roman" w:cs="Times New Roman"/>
+          <w:sz w:val="24"/>
+          <w:szCs w:val="24"/>
+          <w:lang w:val="ru-RU"/>
+        </w:rPr>
+      </w:pPr>
+      <w:r>
+        <w:rPr>
+          <w:rFonts w:ascii="Times New Roman" w:hAnsi="Times New Roman" w:cs="Times New Roman"/>
+          <w:sz w:val="24"/>
+          <w:szCs w:val="24"/>
+          <w:lang w:val="ru-RU"/>
+        </w:rPr>
+        <w:t xml:space="preserve">Тело человека — это </w:t>
+      </w:r>
+      <w:proofErr w:type="spellStart"/>
+      <w:r>
+        <w:rPr>
+          <w:rFonts w:ascii="Times New Roman" w:hAnsi="Times New Roman" w:cs="Times New Roman"/>
+          <w:i/>
+          <w:iCs/>
+          <w:sz w:val="24"/>
+          <w:szCs w:val="24"/>
+          <w:lang w:val="ru-RU"/>
+        </w:rPr>
+        <w:t>усия</w:t>
+      </w:r>
+      <w:proofErr w:type="spellEnd"/>
+      <w:r>
+        <w:rPr>
+          <w:rFonts w:ascii="Times New Roman" w:hAnsi="Times New Roman" w:cs="Times New Roman"/>
+          <w:sz w:val="24"/>
+          <w:szCs w:val="24"/>
+          <w:lang w:val="ru-RU"/>
+        </w:rPr>
+        <w:t xml:space="preserve">; но в нем есть и божественное начало, </w:t>
+      </w:r>
+      <w:proofErr w:type="spellStart"/>
+      <w:r>
+        <w:rPr>
+          <w:rFonts w:ascii="Times New Roman" w:hAnsi="Times New Roman" w:cs="Times New Roman"/>
+          <w:sz w:val="24"/>
+          <w:szCs w:val="24"/>
+          <w:lang w:val="ru-RU"/>
+        </w:rPr>
+        <w:t>богоподобие</w:t>
+      </w:r>
+      <w:proofErr w:type="spellEnd"/>
+      <w:r>
+        <w:rPr>
+          <w:rFonts w:ascii="Times New Roman" w:hAnsi="Times New Roman" w:cs="Times New Roman"/>
+          <w:sz w:val="24"/>
+          <w:szCs w:val="24"/>
+          <w:lang w:val="ru-RU"/>
+        </w:rPr>
+        <w:t xml:space="preserve"> — </w:t>
+      </w:r>
+      <w:proofErr w:type="spellStart"/>
+      <w:r>
+        <w:rPr>
+          <w:rFonts w:ascii="Times New Roman" w:hAnsi="Times New Roman" w:cs="Times New Roman"/>
+          <w:i/>
+          <w:iCs/>
+          <w:sz w:val="24"/>
+          <w:szCs w:val="24"/>
+          <w:lang w:val="ru-RU"/>
+        </w:rPr>
+        <w:t>юпостасис</w:t>
+      </w:r>
+      <w:proofErr w:type="spellEnd"/>
+      <w:r>
+        <w:rPr>
+          <w:rFonts w:ascii="Times New Roman" w:hAnsi="Times New Roman" w:cs="Times New Roman"/>
+          <w:sz w:val="24"/>
+          <w:szCs w:val="24"/>
+          <w:lang w:val="ru-RU"/>
+        </w:rPr>
+        <w:t xml:space="preserve">. Цель человека </w:t>
+      </w:r>
+      <w:r>
+        <w:rPr>
+          <w:rFonts w:ascii="Times New Roman" w:hAnsi="Times New Roman" w:cs="Times New Roman"/>
+          <w:sz w:val="24"/>
+          <w:szCs w:val="24"/>
+          <w:lang w:val="ru-RU"/>
+        </w:rPr>
+        <w:t xml:space="preserve">— это </w:t>
+      </w:r>
+      <w:r>
+        <w:rPr>
+          <w:rFonts w:ascii="Times New Roman" w:hAnsi="Times New Roman" w:cs="Times New Roman"/>
+          <w:sz w:val="24"/>
+          <w:szCs w:val="24"/>
+          <w:lang w:val="ru-RU"/>
+        </w:rPr>
+        <w:t>победа над смертью, спасение души.</w:t>
       </w:r>
     </w:p>
     <w:p>
-      <w:r>
-        <w:t>Рациональный взгляд на веру: Чтобы добиться победы над смертью, нужно «наладить отношения», узнать, чего хочет бог. По сути главный вопрос монотеизма — это понять, чего хочет Бог. Целью для получения ответа на этот вопрос является обретение богоподобия. Очиститься о усии, мешающей юпостасису, чтобы обладать свободой воли. Средством для достижения этой цели является аффект (вспоминаем схему монотеистической картины мира) — хамартиа (в переводе: промах, нынешний перевод: грех).</w:t>
+      <w:pPr>
+        <w:pStyle w:val="Heading2"/>
+        <w:rPr>
+          <w:lang w:val="ru-RU"/>
+        </w:rPr>
+      </w:pPr>
+      <w:r>
+        <w:rPr>
+          <w:lang w:val="ru-RU"/>
+        </w:rPr>
+        <w:t>Рациональный взгляд на веру</w:t>
       </w:r>
     </w:p>
     <w:p>
-      <w:r>
-        <w:t>Самые страшные смертные грехи:</w:t>
+      <w:pPr>
+        <w:rPr>
+          <w:rFonts w:ascii="Times New Roman" w:hAnsi="Times New Roman" w:cs="Times New Roman"/>
+          <w:sz w:val="24"/>
+          <w:szCs w:val="24"/>
+          <w:lang w:val="ru-RU"/>
+        </w:rPr>
+      </w:pPr>
+      <w:r>
+        <w:rPr>
+          <w:rFonts w:ascii="Times New Roman" w:hAnsi="Times New Roman" w:cs="Times New Roman"/>
+          <w:sz w:val="24"/>
+          <w:szCs w:val="24"/>
+          <w:lang w:val="ru-RU"/>
+        </w:rPr>
+        <w:t>Ч</w:t>
+      </w:r>
+      <w:r>
+        <w:rPr>
+          <w:rFonts w:ascii="Times New Roman" w:hAnsi="Times New Roman" w:cs="Times New Roman"/>
+          <w:sz w:val="24"/>
+          <w:szCs w:val="24"/>
+          <w:lang w:val="ru-RU"/>
+        </w:rPr>
+        <w:t xml:space="preserve">тобы добиться победы над смертью, нужно «наладить отношения», узнать, чего хочет бог. По сути главный вопрос монотеизма — это понять, чего хочет Бог. Целью для получения ответа на этот вопрос является обретение </w:t>
+      </w:r>
+      <w:proofErr w:type="spellStart"/>
+      <w:r>
+        <w:rPr>
+          <w:rFonts w:ascii="Times New Roman" w:hAnsi="Times New Roman" w:cs="Times New Roman"/>
+          <w:sz w:val="24"/>
+          <w:szCs w:val="24"/>
+          <w:lang w:val="ru-RU"/>
+        </w:rPr>
+        <w:t>богоподобия</w:t>
+      </w:r>
+      <w:proofErr w:type="spellEnd"/>
+      <w:r>
+        <w:rPr>
+          <w:rFonts w:ascii="Times New Roman" w:hAnsi="Times New Roman" w:cs="Times New Roman"/>
+          <w:sz w:val="24"/>
+          <w:szCs w:val="24"/>
+          <w:lang w:val="ru-RU"/>
+        </w:rPr>
+        <w:t xml:space="preserve">. Очиститься о </w:t>
+      </w:r>
+      <w:proofErr w:type="spellStart"/>
+      <w:r>
+        <w:rPr>
+          <w:rFonts w:ascii="Times New Roman" w:hAnsi="Times New Roman" w:cs="Times New Roman"/>
+          <w:i/>
+          <w:iCs/>
+          <w:sz w:val="24"/>
+          <w:szCs w:val="24"/>
+          <w:lang w:val="ru-RU"/>
+        </w:rPr>
+        <w:t>усии</w:t>
+      </w:r>
+      <w:proofErr w:type="spellEnd"/>
+      <w:r>
+        <w:rPr>
+          <w:rFonts w:ascii="Times New Roman" w:hAnsi="Times New Roman" w:cs="Times New Roman"/>
+          <w:sz w:val="24"/>
+          <w:szCs w:val="24"/>
+          <w:lang w:val="ru-RU"/>
+        </w:rPr>
+        <w:t xml:space="preserve">, мешающей </w:t>
+      </w:r>
+      <w:proofErr w:type="spellStart"/>
+      <w:r>
+        <w:rPr>
+          <w:rFonts w:ascii="Times New Roman" w:hAnsi="Times New Roman" w:cs="Times New Roman"/>
+          <w:i/>
+          <w:iCs/>
+          <w:sz w:val="24"/>
+          <w:szCs w:val="24"/>
+          <w:lang w:val="ru-RU"/>
+        </w:rPr>
+        <w:t>юпостасису</w:t>
+      </w:r>
+      <w:proofErr w:type="spellEnd"/>
+      <w:r>
+        <w:rPr>
+          <w:rFonts w:ascii="Times New Roman" w:hAnsi="Times New Roman" w:cs="Times New Roman"/>
+          <w:sz w:val="24"/>
+          <w:szCs w:val="24"/>
+          <w:lang w:val="ru-RU"/>
+        </w:rPr>
+        <w:t xml:space="preserve">, чтобы обладать свободой воли. Средством для достижения этой цели является </w:t>
+      </w:r>
+      <w:r>
+        <w:rPr>
+          <w:rFonts w:ascii="Times New Roman" w:hAnsi="Times New Roman" w:cs="Times New Roman"/>
+          <w:b/>
+          <w:bCs/>
+          <w:sz w:val="24"/>
+          <w:szCs w:val="24"/>
+          <w:lang w:val="ru-RU"/>
+        </w:rPr>
+        <w:t>аффект</w:t>
+      </w:r>
+      <w:r>
+        <w:rPr>
+          <w:rFonts w:ascii="Times New Roman" w:hAnsi="Times New Roman" w:cs="Times New Roman"/>
+          <w:sz w:val="24"/>
+          <w:szCs w:val="24"/>
+          <w:lang w:val="ru-RU"/>
+        </w:rPr>
+        <w:t xml:space="preserve"> (вспоминаем схему монотеистической картины мира) — </w:t>
+      </w:r>
+      <w:proofErr w:type="spellStart"/>
+      <w:r>
+        <w:rPr>
+          <w:rFonts w:ascii="Times New Roman" w:hAnsi="Times New Roman" w:cs="Times New Roman"/>
+          <w:sz w:val="24"/>
+          <w:szCs w:val="24"/>
+          <w:lang w:val="ru-RU"/>
+        </w:rPr>
+        <w:t>ἁμ</w:t>
+      </w:r>
+      <w:proofErr w:type="spellEnd"/>
+      <w:r>
+        <w:rPr>
+          <w:rFonts w:ascii="Times New Roman" w:hAnsi="Times New Roman" w:cs="Times New Roman"/>
+          <w:sz w:val="24"/>
+          <w:szCs w:val="24"/>
+          <w:lang w:val="ru-RU"/>
+        </w:rPr>
+        <w:t>α</w:t>
+      </w:r>
+      <w:proofErr w:type="spellStart"/>
+      <w:r>
+        <w:rPr>
+          <w:rFonts w:ascii="Times New Roman" w:hAnsi="Times New Roman" w:cs="Times New Roman"/>
+          <w:sz w:val="24"/>
+          <w:szCs w:val="24"/>
+          <w:lang w:val="ru-RU"/>
+        </w:rPr>
+        <w:t>ρτί</w:t>
+      </w:r>
+      <w:proofErr w:type="spellEnd"/>
+      <w:r>
+        <w:rPr>
+          <w:rFonts w:ascii="Times New Roman" w:hAnsi="Times New Roman" w:cs="Times New Roman"/>
+          <w:sz w:val="24"/>
+          <w:szCs w:val="24"/>
+          <w:lang w:val="ru-RU"/>
+        </w:rPr>
+        <w:t>α</w:t>
+      </w:r>
+      <w:r>
+        <w:rPr>
+          <w:rFonts w:ascii="Times New Roman" w:hAnsi="Times New Roman" w:cs="Times New Roman"/>
+          <w:sz w:val="24"/>
+          <w:szCs w:val="24"/>
+          <w:lang w:val="ru-RU"/>
+        </w:rPr>
+        <w:t xml:space="preserve"> [</w:t>
+      </w:r>
+      <w:proofErr w:type="spellStart"/>
+      <w:r>
+        <w:rPr>
+          <w:rFonts w:ascii="Times New Roman" w:hAnsi="Times New Roman" w:cs="Times New Roman"/>
+          <w:sz w:val="24"/>
+          <w:szCs w:val="24"/>
+          <w:lang w:val="ru-RU"/>
+        </w:rPr>
+        <w:t>хамартиа</w:t>
+      </w:r>
+      <w:proofErr w:type="spellEnd"/>
+      <w:r>
+        <w:rPr>
+          <w:rFonts w:ascii="Times New Roman" w:hAnsi="Times New Roman" w:cs="Times New Roman"/>
+          <w:sz w:val="24"/>
+          <w:szCs w:val="24"/>
+          <w:lang w:val="ru-RU"/>
+        </w:rPr>
+        <w:t xml:space="preserve">], </w:t>
+      </w:r>
+      <w:r>
+        <w:rPr>
+          <w:rFonts w:ascii="Times New Roman" w:hAnsi="Times New Roman" w:cs="Times New Roman"/>
+          <w:sz w:val="24"/>
+          <w:szCs w:val="24"/>
+          <w:lang w:val="ru-RU"/>
+        </w:rPr>
+        <w:t>в переводе</w:t>
+      </w:r>
+      <w:r>
+        <w:rPr>
+          <w:rFonts w:ascii="Times New Roman" w:hAnsi="Times New Roman" w:cs="Times New Roman"/>
+          <w:sz w:val="24"/>
+          <w:szCs w:val="24"/>
+          <w:lang w:val="ru-RU"/>
+        </w:rPr>
+        <w:t xml:space="preserve"> — </w:t>
+      </w:r>
+      <w:r>
+        <w:rPr>
+          <w:rFonts w:ascii="Times New Roman" w:hAnsi="Times New Roman" w:cs="Times New Roman"/>
+          <w:sz w:val="24"/>
+          <w:szCs w:val="24"/>
+          <w:lang w:val="ru-RU"/>
+        </w:rPr>
+        <w:t>промах, нынешний перевод</w:t>
+      </w:r>
+      <w:r>
+        <w:rPr>
+          <w:rFonts w:ascii="Times New Roman" w:hAnsi="Times New Roman" w:cs="Times New Roman"/>
+          <w:sz w:val="24"/>
+          <w:szCs w:val="24"/>
+          <w:lang w:val="ru-RU"/>
+        </w:rPr>
+        <w:t xml:space="preserve"> —</w:t>
+      </w:r>
+      <w:r>
+        <w:rPr>
+          <w:rFonts w:ascii="Times New Roman" w:hAnsi="Times New Roman" w:cs="Times New Roman"/>
+          <w:sz w:val="24"/>
+          <w:szCs w:val="24"/>
+          <w:lang w:val="ru-RU"/>
+        </w:rPr>
+        <w:t xml:space="preserve"> грех.</w:t>
+      </w:r>
+    </w:p>
+    <w:p>
+      <w:pPr>
+        <w:pStyle w:val="Heading2"/>
+        <w:rPr>
+          <w:lang w:val="ru-RU"/>
+        </w:rPr>
+      </w:pPr>
+      <w:r>
+        <w:rPr>
+          <w:lang w:val="ru-RU"/>
+        </w:rPr>
+        <w:t>Грех</w:t>
+      </w:r>
+    </w:p>
+    <w:p>
+      <w:pPr>
+        <w:rPr>
+          <w:rFonts w:ascii="Times New Roman" w:hAnsi="Times New Roman" w:cs="Times New Roman"/>
+          <w:sz w:val="24"/>
+          <w:szCs w:val="24"/>
+        </w:rPr>
+      </w:pPr>
+      <w:proofErr w:type="spellStart"/>
+      <w:r>
+        <w:rPr>
+          <w:rFonts w:ascii="Times New Roman" w:hAnsi="Times New Roman" w:cs="Times New Roman"/>
+          <w:sz w:val="24"/>
+          <w:szCs w:val="24"/>
+        </w:rPr>
+        <w:t>Самые</w:t>
+      </w:r>
+      <w:proofErr w:type="spellEnd"/>
+      <w:r>
+        <w:rPr>
+          <w:rFonts w:ascii="Times New Roman" w:hAnsi="Times New Roman" w:cs="Times New Roman"/>
+          <w:sz w:val="24"/>
+          <w:szCs w:val="24"/>
+        </w:rPr>
+        <w:t xml:space="preserve"> </w:t>
+      </w:r>
+      <w:proofErr w:type="spellStart"/>
+      <w:r>
+        <w:rPr>
+          <w:rFonts w:ascii="Times New Roman" w:hAnsi="Times New Roman" w:cs="Times New Roman"/>
+          <w:sz w:val="24"/>
+          <w:szCs w:val="24"/>
+        </w:rPr>
+        <w:t>страшные</w:t>
+      </w:r>
+      <w:proofErr w:type="spellEnd"/>
+      <w:r>
+        <w:rPr>
+          <w:rFonts w:ascii="Times New Roman" w:hAnsi="Times New Roman" w:cs="Times New Roman"/>
+          <w:sz w:val="24"/>
+          <w:szCs w:val="24"/>
+        </w:rPr>
+        <w:t xml:space="preserve"> </w:t>
+      </w:r>
+      <w:proofErr w:type="spellStart"/>
+      <w:r>
+        <w:rPr>
+          <w:rFonts w:ascii="Times New Roman" w:hAnsi="Times New Roman" w:cs="Times New Roman"/>
+          <w:sz w:val="24"/>
+          <w:szCs w:val="24"/>
+        </w:rPr>
+        <w:t>смертные</w:t>
+      </w:r>
+      <w:proofErr w:type="spellEnd"/>
+      <w:r>
+        <w:rPr>
+          <w:rFonts w:ascii="Times New Roman" w:hAnsi="Times New Roman" w:cs="Times New Roman"/>
+          <w:sz w:val="24"/>
+          <w:szCs w:val="24"/>
+        </w:rPr>
+        <w:t xml:space="preserve"> </w:t>
+      </w:r>
+      <w:proofErr w:type="spellStart"/>
+      <w:r>
+        <w:rPr>
+          <w:rFonts w:ascii="Times New Roman" w:hAnsi="Times New Roman" w:cs="Times New Roman"/>
+          <w:sz w:val="24"/>
+          <w:szCs w:val="24"/>
+        </w:rPr>
+        <w:t>грехи</w:t>
+      </w:r>
+      <w:proofErr w:type="spellEnd"/>
+      <w:r>
+        <w:rPr>
+          <w:rFonts w:ascii="Times New Roman" w:hAnsi="Times New Roman" w:cs="Times New Roman"/>
+          <w:sz w:val="24"/>
+          <w:szCs w:val="24"/>
+        </w:rPr>
+        <w:t>:</w:t>
       </w:r>
     </w:p>
     <w:p>
@@ -58,10 +582,22 @@
           <w:ilvl w:val="0"/>
           <w:numId w:val="10"/>
         </w:numPr>
-      </w:pPr>
-      <w:r>
+        <w:rPr>
+          <w:rFonts w:ascii="Times New Roman" w:hAnsi="Times New Roman" w:cs="Times New Roman"/>
+          <w:sz w:val="24"/>
+          <w:szCs w:val="24"/>
+        </w:rPr>
+      </w:pPr>
+      <w:proofErr w:type="spellStart"/>
+      <w:r>
+        <w:rPr>
+          <w:rFonts w:ascii="Times New Roman" w:hAnsi="Times New Roman" w:cs="Times New Roman"/>
+          <w:sz w:val="24"/>
+          <w:szCs w:val="24"/>
+        </w:rPr>
         <w:t>Чревоугодие</w:t>
       </w:r>
+      <w:proofErr w:type="spellEnd"/>
     </w:p>
     <w:p>
       <w:pPr>
@@ -69,10 +605,22 @@
           <w:ilvl w:val="0"/>
           <w:numId w:val="10"/>
         </w:numPr>
-      </w:pPr>
-      <w:r>
+        <w:rPr>
+          <w:rFonts w:ascii="Times New Roman" w:hAnsi="Times New Roman" w:cs="Times New Roman"/>
+          <w:sz w:val="24"/>
+          <w:szCs w:val="24"/>
+        </w:rPr>
+      </w:pPr>
+      <w:proofErr w:type="spellStart"/>
+      <w:r>
+        <w:rPr>
+          <w:rFonts w:ascii="Times New Roman" w:hAnsi="Times New Roman" w:cs="Times New Roman"/>
+          <w:sz w:val="24"/>
+          <w:szCs w:val="24"/>
+        </w:rPr>
         <w:t>Гордыня</w:t>
       </w:r>
+      <w:proofErr w:type="spellEnd"/>
     </w:p>
     <w:p>
       <w:pPr>
@@ -80,10 +628,22 @@
           <w:ilvl w:val="0"/>
           <w:numId w:val="10"/>
         </w:numPr>
-      </w:pPr>
-      <w:r>
+        <w:rPr>
+          <w:rFonts w:ascii="Times New Roman" w:hAnsi="Times New Roman" w:cs="Times New Roman"/>
+          <w:sz w:val="24"/>
+          <w:szCs w:val="24"/>
+        </w:rPr>
+      </w:pPr>
+      <w:proofErr w:type="spellStart"/>
+      <w:r>
+        <w:rPr>
+          <w:rFonts w:ascii="Times New Roman" w:hAnsi="Times New Roman" w:cs="Times New Roman"/>
+          <w:sz w:val="24"/>
+          <w:szCs w:val="24"/>
+        </w:rPr>
         <w:t>Алчность</w:t>
       </w:r>
+      <w:proofErr w:type="spellEnd"/>
     </w:p>
     <w:p>
       <w:pPr>
@@ -91,10 +651,22 @@
           <w:ilvl w:val="0"/>
           <w:numId w:val="10"/>
         </w:numPr>
-      </w:pPr>
-      <w:r>
+        <w:rPr>
+          <w:rFonts w:ascii="Times New Roman" w:hAnsi="Times New Roman" w:cs="Times New Roman"/>
+          <w:sz w:val="24"/>
+          <w:szCs w:val="24"/>
+        </w:rPr>
+      </w:pPr>
+      <w:proofErr w:type="spellStart"/>
+      <w:r>
+        <w:rPr>
+          <w:rFonts w:ascii="Times New Roman" w:hAnsi="Times New Roman" w:cs="Times New Roman"/>
+          <w:sz w:val="24"/>
+          <w:szCs w:val="24"/>
+        </w:rPr>
         <w:t>Прелюбодеяние</w:t>
       </w:r>
+      <w:proofErr w:type="spellEnd"/>
     </w:p>
     <w:p>
       <w:pPr>
@@ -102,10 +674,22 @@
           <w:ilvl w:val="0"/>
           <w:numId w:val="10"/>
         </w:numPr>
-      </w:pPr>
-      <w:r>
+        <w:rPr>
+          <w:rFonts w:ascii="Times New Roman" w:hAnsi="Times New Roman" w:cs="Times New Roman"/>
+          <w:sz w:val="24"/>
+          <w:szCs w:val="24"/>
+        </w:rPr>
+      </w:pPr>
+      <w:proofErr w:type="spellStart"/>
+      <w:r>
+        <w:rPr>
+          <w:rFonts w:ascii="Times New Roman" w:hAnsi="Times New Roman" w:cs="Times New Roman"/>
+          <w:sz w:val="24"/>
+          <w:szCs w:val="24"/>
+        </w:rPr>
         <w:t>Зависть</w:t>
       </w:r>
+      <w:proofErr w:type="spellEnd"/>
     </w:p>
     <w:p>
       <w:pPr>
@@ -113,10 +697,22 @@
           <w:ilvl w:val="0"/>
           <w:numId w:val="10"/>
         </w:numPr>
-      </w:pPr>
-      <w:r>
+        <w:rPr>
+          <w:rFonts w:ascii="Times New Roman" w:hAnsi="Times New Roman" w:cs="Times New Roman"/>
+          <w:sz w:val="24"/>
+          <w:szCs w:val="24"/>
+        </w:rPr>
+      </w:pPr>
+      <w:proofErr w:type="spellStart"/>
+      <w:r>
+        <w:rPr>
+          <w:rFonts w:ascii="Times New Roman" w:hAnsi="Times New Roman" w:cs="Times New Roman"/>
+          <w:sz w:val="24"/>
+          <w:szCs w:val="24"/>
+        </w:rPr>
         <w:t>Уныние</w:t>
       </w:r>
+      <w:proofErr w:type="spellEnd"/>
     </w:p>
     <w:p>
       <w:pPr>
@@ -124,44 +720,492 @@
           <w:ilvl w:val="0"/>
           <w:numId w:val="10"/>
         </w:numPr>
-      </w:pPr>
-      <w:r>
-        <w:t xml:space="preserve">Гнев Грех — это не обозначение действия, так что убийство это не грех. Грех — это какой-то аффект, некое состояние, в котором прибывает человек. Важный момент: каждый из этих грехов должен пониматься не как перегиб (вкусно поесть — не грех, грех — это чрезмерность во вкусной еде и тп); контроль чрезмерности был и в Элладе и назывался Эвдеймонией, в этом бы не было ничего нового; здесь речь идёт именно о том, что человек испытывает </w:t>
-      </w:r>
-      <w:r>
-        <w:rPr>
-          <w:i/>
-        </w:rPr>
-        <w:t>удовольствие</w:t>
-      </w:r>
-      <w:r>
-        <w:t>. При этом зависть, уныние и гнев несмотря на отрицательную коннотацию также относится к удовольствию через его отрицание. В отличии от античности здесь говорится о том, что все мои желания являются плохими, что любое удовольствие плохо. Удовольствие это физиологический механизм, и плох он тем, что управляет человеком. Если в античности целью было достижение аффекта эвдеймонии, то в монотеистической картине мира все аффекты рассматриваются как что-то чужеродное, от чего нужно избавиться.</w:t>
+        <w:rPr>
+          <w:rFonts w:ascii="Times New Roman" w:hAnsi="Times New Roman" w:cs="Times New Roman"/>
+          <w:sz w:val="24"/>
+          <w:szCs w:val="24"/>
+          <w:lang w:val="ru-RU"/>
+        </w:rPr>
+      </w:pPr>
+      <w:r>
+        <w:rPr>
+          <w:rFonts w:ascii="Times New Roman" w:hAnsi="Times New Roman" w:cs="Times New Roman"/>
+          <w:sz w:val="24"/>
+          <w:szCs w:val="24"/>
+          <w:lang w:val="ru-RU"/>
+        </w:rPr>
+        <w:t>Гнев</w:t>
       </w:r>
     </w:p>
     <w:p>
-      <w:r>
+      <w:pPr>
+        <w:rPr>
+          <w:rFonts w:ascii="Times New Roman" w:hAnsi="Times New Roman" w:cs="Times New Roman"/>
+          <w:sz w:val="24"/>
+          <w:szCs w:val="24"/>
+          <w:lang w:val="ru-RU"/>
+        </w:rPr>
+      </w:pPr>
+      <w:r>
+        <w:rPr>
+          <w:rFonts w:ascii="Times New Roman" w:hAnsi="Times New Roman" w:cs="Times New Roman"/>
+          <w:sz w:val="24"/>
+          <w:szCs w:val="24"/>
+          <w:lang w:val="ru-RU"/>
+        </w:rPr>
+        <w:t xml:space="preserve">Грех — это не обозначение действия, так что </w:t>
+      </w:r>
+      <w:r>
+        <w:rPr>
+          <w:rFonts w:ascii="Times New Roman" w:hAnsi="Times New Roman" w:cs="Times New Roman"/>
+          <w:sz w:val="24"/>
+          <w:szCs w:val="24"/>
+          <w:lang w:val="ru-RU"/>
+        </w:rPr>
+        <w:t>убийство — это</w:t>
+      </w:r>
+      <w:r>
+        <w:rPr>
+          <w:rFonts w:ascii="Times New Roman" w:hAnsi="Times New Roman" w:cs="Times New Roman"/>
+          <w:sz w:val="24"/>
+          <w:szCs w:val="24"/>
+          <w:lang w:val="ru-RU"/>
+        </w:rPr>
+        <w:t xml:space="preserve"> не грех. Грех — это какой-то </w:t>
+      </w:r>
+      <w:r>
+        <w:rPr>
+          <w:rFonts w:ascii="Times New Roman" w:hAnsi="Times New Roman" w:cs="Times New Roman"/>
+          <w:i/>
+          <w:iCs/>
+          <w:sz w:val="24"/>
+          <w:szCs w:val="24"/>
+          <w:lang w:val="ru-RU"/>
+        </w:rPr>
+        <w:t>аффект</w:t>
+      </w:r>
+      <w:r>
+        <w:rPr>
+          <w:rFonts w:ascii="Times New Roman" w:hAnsi="Times New Roman" w:cs="Times New Roman"/>
+          <w:sz w:val="24"/>
+          <w:szCs w:val="24"/>
+          <w:lang w:val="ru-RU"/>
+        </w:rPr>
+        <w:t xml:space="preserve">, некое состояние, в котором прибывает человек. Важный момент: каждый из грехов должен пониматься не как </w:t>
+      </w:r>
+      <w:r>
+        <w:rPr>
+          <w:rFonts w:ascii="Times New Roman" w:hAnsi="Times New Roman" w:cs="Times New Roman"/>
+          <w:sz w:val="24"/>
+          <w:szCs w:val="24"/>
+          <w:lang w:val="ru-RU"/>
+        </w:rPr>
+        <w:t>«</w:t>
+      </w:r>
+      <w:r>
+        <w:rPr>
+          <w:rFonts w:ascii="Times New Roman" w:hAnsi="Times New Roman" w:cs="Times New Roman"/>
+          <w:sz w:val="24"/>
+          <w:szCs w:val="24"/>
+          <w:lang w:val="ru-RU"/>
+        </w:rPr>
+        <w:t>перегиб</w:t>
+      </w:r>
+      <w:r>
+        <w:rPr>
+          <w:rFonts w:ascii="Times New Roman" w:hAnsi="Times New Roman" w:cs="Times New Roman"/>
+          <w:sz w:val="24"/>
+          <w:szCs w:val="24"/>
+          <w:lang w:val="ru-RU"/>
+        </w:rPr>
+        <w:t>»</w:t>
+      </w:r>
+      <w:r>
+        <w:rPr>
+          <w:rFonts w:ascii="Times New Roman" w:hAnsi="Times New Roman" w:cs="Times New Roman"/>
+          <w:sz w:val="24"/>
+          <w:szCs w:val="24"/>
+          <w:lang w:val="ru-RU"/>
+        </w:rPr>
+        <w:t xml:space="preserve"> (вкусно поесть — не грех, грех — это чрезмерность во вкусной еде и т</w:t>
+      </w:r>
+      <w:r>
+        <w:rPr>
+          <w:rFonts w:ascii="Times New Roman" w:hAnsi="Times New Roman" w:cs="Times New Roman"/>
+          <w:sz w:val="24"/>
+          <w:szCs w:val="24"/>
+          <w:lang w:val="ru-RU"/>
+        </w:rPr>
+        <w:t>.</w:t>
+      </w:r>
+      <w:r>
+        <w:rPr>
+          <w:rFonts w:ascii="Times New Roman" w:hAnsi="Times New Roman" w:cs="Times New Roman"/>
+          <w:sz w:val="24"/>
+          <w:szCs w:val="24"/>
+          <w:lang w:val="ru-RU"/>
+        </w:rPr>
+        <w:t>п</w:t>
+      </w:r>
+      <w:r>
+        <w:rPr>
+          <w:rFonts w:ascii="Times New Roman" w:hAnsi="Times New Roman" w:cs="Times New Roman"/>
+          <w:sz w:val="24"/>
+          <w:szCs w:val="24"/>
+          <w:lang w:val="ru-RU"/>
+        </w:rPr>
+        <w:t>.</w:t>
+      </w:r>
+      <w:r>
+        <w:rPr>
+          <w:rFonts w:ascii="Times New Roman" w:hAnsi="Times New Roman" w:cs="Times New Roman"/>
+          <w:sz w:val="24"/>
+          <w:szCs w:val="24"/>
+          <w:lang w:val="ru-RU"/>
+        </w:rPr>
+        <w:t xml:space="preserve">); контроль чрезмерности был и в Элладе и назывался </w:t>
+      </w:r>
+      <w:proofErr w:type="spellStart"/>
+      <w:r>
+        <w:rPr>
+          <w:rFonts w:ascii="Times New Roman" w:hAnsi="Times New Roman" w:cs="Times New Roman"/>
+          <w:i/>
+          <w:iCs/>
+          <w:sz w:val="24"/>
+          <w:szCs w:val="24"/>
+          <w:lang w:val="ru-RU"/>
+        </w:rPr>
+        <w:t>э</w:t>
+      </w:r>
+      <w:r>
+        <w:rPr>
+          <w:rFonts w:ascii="Times New Roman" w:hAnsi="Times New Roman" w:cs="Times New Roman"/>
+          <w:i/>
+          <w:iCs/>
+          <w:sz w:val="24"/>
+          <w:szCs w:val="24"/>
+          <w:lang w:val="ru-RU"/>
+        </w:rPr>
+        <w:t>вдеймонией</w:t>
+      </w:r>
+      <w:proofErr w:type="spellEnd"/>
+      <w:r>
+        <w:rPr>
+          <w:rFonts w:ascii="Times New Roman" w:hAnsi="Times New Roman" w:cs="Times New Roman"/>
+          <w:sz w:val="24"/>
+          <w:szCs w:val="24"/>
+          <w:lang w:val="ru-RU"/>
+        </w:rPr>
+        <w:t xml:space="preserve">, в этом бы не было ничего нового; здесь речь идёт именно о том, что человек испытывает </w:t>
+      </w:r>
+      <w:r>
+        <w:rPr>
+          <w:rFonts w:ascii="Times New Roman" w:hAnsi="Times New Roman" w:cs="Times New Roman"/>
+          <w:i/>
+          <w:sz w:val="24"/>
+          <w:szCs w:val="24"/>
+          <w:lang w:val="ru-RU"/>
+        </w:rPr>
+        <w:t>удовольствие</w:t>
+      </w:r>
+      <w:r>
+        <w:rPr>
+          <w:rFonts w:ascii="Times New Roman" w:hAnsi="Times New Roman" w:cs="Times New Roman"/>
+          <w:sz w:val="24"/>
+          <w:szCs w:val="24"/>
+          <w:lang w:val="ru-RU"/>
+        </w:rPr>
+        <w:t xml:space="preserve">. При этом зависть, уныние и гнев несмотря на отрицательную коннотацию также относится к удовольствию через его отрицание. В отличии от </w:t>
+      </w:r>
+      <w:r>
+        <w:rPr>
+          <w:rFonts w:ascii="Times New Roman" w:hAnsi="Times New Roman" w:cs="Times New Roman"/>
+          <w:sz w:val="24"/>
+          <w:szCs w:val="24"/>
+          <w:lang w:val="ru-RU"/>
+        </w:rPr>
         <w:lastRenderedPageBreak/>
-        <w:t>Вопрос: хотелось бы побольше понять про эвдеймонию, потому что она приравнивается к аффектам типа гордыни и гнева. Человек в эвдеймонии действительно испытывал какое-то чувство? Можно ли объяснить этот аффект, например, как какое-то ощущение успешности, которое приносит античному человеку удовольствие, или всё-таки это что-то другое?</w:t>
+        <w:t xml:space="preserve">античности здесь говорится о том, что все желания являются плохими, что любое удовольствие плохо. </w:t>
+      </w:r>
+      <w:r>
+        <w:rPr>
+          <w:rFonts w:ascii="Times New Roman" w:hAnsi="Times New Roman" w:cs="Times New Roman"/>
+          <w:sz w:val="24"/>
+          <w:szCs w:val="24"/>
+          <w:lang w:val="ru-RU"/>
+        </w:rPr>
+        <w:t>Удовольствие — это</w:t>
+      </w:r>
+      <w:r>
+        <w:rPr>
+          <w:rFonts w:ascii="Times New Roman" w:hAnsi="Times New Roman" w:cs="Times New Roman"/>
+          <w:sz w:val="24"/>
+          <w:szCs w:val="24"/>
+          <w:lang w:val="ru-RU"/>
+        </w:rPr>
+        <w:t xml:space="preserve"> физиологический механизм, и плох он тем, что управляет человеком. Если в античности целью было достижение аффекта </w:t>
+      </w:r>
+      <w:proofErr w:type="spellStart"/>
+      <w:r>
+        <w:rPr>
+          <w:rFonts w:ascii="Times New Roman" w:hAnsi="Times New Roman" w:cs="Times New Roman"/>
+          <w:i/>
+          <w:iCs/>
+          <w:sz w:val="24"/>
+          <w:szCs w:val="24"/>
+          <w:lang w:val="ru-RU"/>
+        </w:rPr>
+        <w:t>эвдеймонии</w:t>
+      </w:r>
+      <w:proofErr w:type="spellEnd"/>
+      <w:r>
+        <w:rPr>
+          <w:rFonts w:ascii="Times New Roman" w:hAnsi="Times New Roman" w:cs="Times New Roman"/>
+          <w:sz w:val="24"/>
+          <w:szCs w:val="24"/>
+          <w:lang w:val="ru-RU"/>
+        </w:rPr>
+        <w:t xml:space="preserve">, то в монотеистической картине мира все </w:t>
+      </w:r>
+      <w:r>
+        <w:rPr>
+          <w:rFonts w:ascii="Times New Roman" w:hAnsi="Times New Roman" w:cs="Times New Roman"/>
+          <w:i/>
+          <w:iCs/>
+          <w:sz w:val="24"/>
+          <w:szCs w:val="24"/>
+          <w:lang w:val="ru-RU"/>
+        </w:rPr>
+        <w:t>аффекты</w:t>
+      </w:r>
+      <w:r>
+        <w:rPr>
+          <w:rFonts w:ascii="Times New Roman" w:hAnsi="Times New Roman" w:cs="Times New Roman"/>
+          <w:sz w:val="24"/>
+          <w:szCs w:val="24"/>
+          <w:lang w:val="ru-RU"/>
+        </w:rPr>
+        <w:t xml:space="preserve"> рассматриваются как что-то чужеродное, от чего нужно избавиться.</w:t>
       </w:r>
     </w:p>
     <w:p>
-      <w:r>
-        <w:t>Основное действие в христианстве — преодоление, обращение. Человеку нужно выйти из состояния, где ему комфортно и хорошо, где он прикован к своей «усии». Смысл исповеди состоит в том, чтобы разграничивать себя от своих состояний усии, проговаривая их. Создать дистанцию между собой и своими грехами.</w:t>
+      <w:pPr>
+        <w:pStyle w:val="Heading2"/>
+        <w:rPr>
+          <w:lang w:val="ru-RU"/>
+        </w:rPr>
+      </w:pPr>
+      <w:r>
+        <w:rPr>
+          <w:lang w:val="ru-RU"/>
+        </w:rPr>
+        <w:t>Как избавиться от греха</w:t>
       </w:r>
     </w:p>
     <w:p>
-      <w:r>
-        <w:t>Монотеизм в изначальном своем виде вовсе не обман и не манипуляция, но самый честный договор, потому что речь идёт не о знании, где можно обмануть, дав неверное знание, а о вере: тебе не дают доказательств, а предлагают сделать ставку: поверить в существование в бога и в свой юпостасис как божественную часть; выигрышем этой ставки будет победа над смертью. Аскетизм здесь будет являться доказательством действием. Своим отречением они доказывают свободу собственного выбора. Отречение является неким «каналом коммуникации» для понимания божьих замыслов.</w:t>
+      <w:pPr>
+        <w:rPr>
+          <w:rFonts w:ascii="Times New Roman" w:hAnsi="Times New Roman" w:cs="Times New Roman"/>
+          <w:sz w:val="24"/>
+          <w:szCs w:val="24"/>
+          <w:lang w:val="ru-RU"/>
+        </w:rPr>
+      </w:pPr>
+      <w:r>
+        <w:rPr>
+          <w:rFonts w:ascii="Times New Roman" w:hAnsi="Times New Roman" w:cs="Times New Roman"/>
+          <w:sz w:val="24"/>
+          <w:szCs w:val="24"/>
+          <w:lang w:val="ru-RU"/>
+        </w:rPr>
+        <w:t xml:space="preserve">Основное действие в христианстве — преодоление, обращение. Человеку нужно выйти из состояния, где ему комфортно и хорошо, где он прикован к своей </w:t>
+      </w:r>
+      <w:proofErr w:type="spellStart"/>
+      <w:r>
+        <w:rPr>
+          <w:rFonts w:ascii="Times New Roman" w:hAnsi="Times New Roman" w:cs="Times New Roman"/>
+          <w:i/>
+          <w:iCs/>
+          <w:sz w:val="24"/>
+          <w:szCs w:val="24"/>
+          <w:lang w:val="ru-RU"/>
+        </w:rPr>
+        <w:t>усии</w:t>
+      </w:r>
+      <w:proofErr w:type="spellEnd"/>
+      <w:r>
+        <w:rPr>
+          <w:rFonts w:ascii="Times New Roman" w:hAnsi="Times New Roman" w:cs="Times New Roman"/>
+          <w:sz w:val="24"/>
+          <w:szCs w:val="24"/>
+          <w:lang w:val="ru-RU"/>
+        </w:rPr>
+        <w:t xml:space="preserve">. Смысл исповеди состоит в том, чтобы разграничивать себя от своих состояний </w:t>
+      </w:r>
+      <w:proofErr w:type="spellStart"/>
+      <w:r>
+        <w:rPr>
+          <w:rFonts w:ascii="Times New Roman" w:hAnsi="Times New Roman" w:cs="Times New Roman"/>
+          <w:i/>
+          <w:iCs/>
+          <w:sz w:val="24"/>
+          <w:szCs w:val="24"/>
+          <w:lang w:val="ru-RU"/>
+        </w:rPr>
+        <w:t>усии</w:t>
+      </w:r>
+      <w:proofErr w:type="spellEnd"/>
+      <w:r>
+        <w:rPr>
+          <w:rFonts w:ascii="Times New Roman" w:hAnsi="Times New Roman" w:cs="Times New Roman"/>
+          <w:sz w:val="24"/>
+          <w:szCs w:val="24"/>
+          <w:lang w:val="ru-RU"/>
+        </w:rPr>
+        <w:t>, проговаривая их. Создать дистанцию между собой и своими грехами.</w:t>
       </w:r>
     </w:p>
     <w:p>
-      <w:r>
-        <w:t>Интересная мысль: если бы было действительное знание о существовании Бога, то весь механизм просто перестал бы работать.</w:t>
+      <w:pPr>
+        <w:rPr>
+          <w:rFonts w:ascii="Times New Roman" w:hAnsi="Times New Roman" w:cs="Times New Roman"/>
+          <w:sz w:val="24"/>
+          <w:szCs w:val="24"/>
+          <w:lang w:val="ru-RU"/>
+        </w:rPr>
+      </w:pPr>
+      <w:r>
+        <w:rPr>
+          <w:rFonts w:ascii="Times New Roman" w:hAnsi="Times New Roman" w:cs="Times New Roman"/>
+          <w:sz w:val="24"/>
+          <w:szCs w:val="24"/>
+          <w:lang w:val="ru-RU"/>
+        </w:rPr>
+        <w:t xml:space="preserve">Монотеизм в изначальном своем виде вовсе не обман и не манипуляция, но самый честный договор, потому что речь идёт не о знании, где можно обмануть, дав неверное знание, а о вере: тебе не дают доказательств, а предлагают сделать ставку: поверить в существование в бога и в свой </w:t>
+      </w:r>
+      <w:proofErr w:type="spellStart"/>
+      <w:r>
+        <w:rPr>
+          <w:rFonts w:ascii="Times New Roman" w:hAnsi="Times New Roman" w:cs="Times New Roman"/>
+          <w:i/>
+          <w:iCs/>
+          <w:sz w:val="24"/>
+          <w:szCs w:val="24"/>
+          <w:lang w:val="ru-RU"/>
+        </w:rPr>
+        <w:t>юпостасис</w:t>
+      </w:r>
+      <w:proofErr w:type="spellEnd"/>
+      <w:r>
+        <w:rPr>
+          <w:rFonts w:ascii="Times New Roman" w:hAnsi="Times New Roman" w:cs="Times New Roman"/>
+          <w:sz w:val="24"/>
+          <w:szCs w:val="24"/>
+          <w:lang w:val="ru-RU"/>
+        </w:rPr>
+        <w:t xml:space="preserve"> как божественную часть; выигрышем этой ставки будет победа над смертью. Аскетизм здесь будет являться доказательством действием. Своим отречением они доказывают свободу собственного выбора. Отречение является неким «каналом коммуникации» для понимания божьих замыслов.</w:t>
       </w:r>
     </w:p>
     <w:p>
-      <w:r>
-        <w:t>Ключевой вопрос: почему одни занимаются аскетическими практиками, а другие — нет? Что тогда такое свобода воли? Есть две точки зрения, возникшие по поводу трактовки свободного выбора, эти точки зрения привели к раздвоению христианства и в связи с этим к двум важным персонажам.</w:t>
+      <w:pPr>
+        <w:pStyle w:val="Quote"/>
+        <w:rPr>
+          <w:lang w:val="ru-RU"/>
+        </w:rPr>
+      </w:pPr>
+      <w:r>
+        <w:rPr>
+          <w:lang w:val="ru-RU"/>
+        </w:rPr>
+        <w:t>Интересная мысль: если бы было действительное знание о существовании Бога, то весь механизм просто перестал бы работать.</w:t>
+      </w:r>
+    </w:p>
+    <w:p>
+      <w:pPr>
+        <w:rPr>
+          <w:rFonts w:ascii="Times New Roman" w:hAnsi="Times New Roman" w:cs="Times New Roman"/>
+          <w:sz w:val="24"/>
+          <w:szCs w:val="24"/>
+          <w:lang w:val="ru-RU"/>
+        </w:rPr>
+      </w:pPr>
+      <w:r>
+        <w:rPr>
+          <w:rFonts w:ascii="Times New Roman" w:hAnsi="Times New Roman" w:cs="Times New Roman"/>
+          <w:sz w:val="24"/>
+          <w:szCs w:val="24"/>
+          <w:lang w:val="ru-RU"/>
+        </w:rPr>
+        <w:t xml:space="preserve">Ключевой вопрос: почему одни занимаются аскетическими практиками, а другие — нет? </w:t>
+      </w:r>
+    </w:p>
+    <w:p>
+      <w:pPr>
+        <w:pStyle w:val="Heading2"/>
+        <w:rPr>
+          <w:lang w:val="ru-RU"/>
+        </w:rPr>
+      </w:pPr>
+      <w:r>
+        <w:rPr>
+          <w:lang w:val="ru-RU"/>
+        </w:rPr>
+        <w:t>Что такое свобода воли?</w:t>
+      </w:r>
+    </w:p>
+    <w:p>
+      <w:pPr>
+        <w:rPr>
+          <w:rFonts w:ascii="Times New Roman" w:hAnsi="Times New Roman" w:cs="Times New Roman"/>
+          <w:sz w:val="24"/>
+          <w:szCs w:val="24"/>
+          <w:lang w:val="ru-RU"/>
+        </w:rPr>
+      </w:pPr>
+      <w:r>
+        <w:rPr>
+          <w:rFonts w:ascii="Times New Roman" w:hAnsi="Times New Roman" w:cs="Times New Roman"/>
+          <w:sz w:val="24"/>
+          <w:szCs w:val="24"/>
+          <w:lang w:val="ru-RU"/>
+        </w:rPr>
+        <w:t xml:space="preserve">Есть две точки зрения, возникшие по поводу трактовки свободного выбора, эти точки зрения привели к раздвоению христианства </w:t>
+      </w:r>
+      <w:r>
+        <w:rPr>
+          <w:rFonts w:ascii="Times New Roman" w:hAnsi="Times New Roman" w:cs="Times New Roman"/>
+          <w:sz w:val="24"/>
+          <w:szCs w:val="24"/>
+          <w:lang w:val="ru-RU"/>
+        </w:rPr>
+        <w:t>и,</w:t>
+      </w:r>
+      <w:r>
+        <w:rPr>
+          <w:rFonts w:ascii="Times New Roman" w:hAnsi="Times New Roman" w:cs="Times New Roman"/>
+          <w:sz w:val="24"/>
+          <w:szCs w:val="24"/>
+          <w:lang w:val="ru-RU"/>
+        </w:rPr>
+        <w:t xml:space="preserve"> в связи с этим</w:t>
+      </w:r>
+      <w:r>
+        <w:rPr>
+          <w:rFonts w:ascii="Times New Roman" w:hAnsi="Times New Roman" w:cs="Times New Roman"/>
+          <w:sz w:val="24"/>
+          <w:szCs w:val="24"/>
+          <w:lang w:val="ru-RU"/>
+        </w:rPr>
+        <w:t>,</w:t>
+      </w:r>
+      <w:r>
+        <w:rPr>
+          <w:rFonts w:ascii="Times New Roman" w:hAnsi="Times New Roman" w:cs="Times New Roman"/>
+          <w:sz w:val="24"/>
+          <w:szCs w:val="24"/>
+          <w:lang w:val="ru-RU"/>
+        </w:rPr>
+        <w:t xml:space="preserve"> к двум важным персонажам.</w:t>
       </w:r>
     </w:p>
     <w:p>
@@ -170,9 +1214,72 @@
           <w:ilvl w:val="0"/>
           <w:numId w:val="11"/>
         </w:numPr>
-      </w:pPr>
-      <w:r>
-        <w:t>Августин Аврелий (блаженный Августин в православии, святой Августин в католичестве), он чтим во всех видах христианства включая протестантов.</w:t>
+        <w:rPr>
+          <w:rFonts w:ascii="Times New Roman" w:hAnsi="Times New Roman" w:cs="Times New Roman"/>
+          <w:b/>
+          <w:bCs/>
+          <w:sz w:val="24"/>
+          <w:szCs w:val="24"/>
+          <w:lang w:val="ru-RU"/>
+        </w:rPr>
+      </w:pPr>
+      <w:r>
+        <w:rPr>
+          <w:rFonts w:ascii="Times New Roman" w:hAnsi="Times New Roman" w:cs="Times New Roman"/>
+          <w:b/>
+          <w:bCs/>
+          <w:sz w:val="24"/>
+          <w:szCs w:val="24"/>
+          <w:lang w:val="ru-RU"/>
+        </w:rPr>
+        <w:t>Августин Аврелий</w:t>
+      </w:r>
+    </w:p>
+    <w:p>
+      <w:pPr>
+        <w:ind w:left="720"/>
+        <w:rPr>
+          <w:rFonts w:ascii="Times New Roman" w:hAnsi="Times New Roman" w:cs="Times New Roman"/>
+          <w:sz w:val="24"/>
+          <w:szCs w:val="24"/>
+          <w:lang w:val="ru-RU"/>
+        </w:rPr>
+      </w:pPr>
+      <w:r>
+        <w:rPr>
+          <w:rFonts w:ascii="Times New Roman" w:hAnsi="Times New Roman" w:cs="Times New Roman"/>
+          <w:sz w:val="24"/>
+          <w:szCs w:val="24"/>
+          <w:lang w:val="ru-RU"/>
+        </w:rPr>
+        <w:t>Б</w:t>
+      </w:r>
+      <w:r>
+        <w:rPr>
+          <w:rFonts w:ascii="Times New Roman" w:hAnsi="Times New Roman" w:cs="Times New Roman"/>
+          <w:sz w:val="24"/>
+          <w:szCs w:val="24"/>
+          <w:lang w:val="ru-RU"/>
+        </w:rPr>
+        <w:t>лаженный Августин в православии, святой Августин в католичестве</w:t>
+      </w:r>
+      <w:r>
+        <w:rPr>
+          <w:rFonts w:ascii="Times New Roman" w:hAnsi="Times New Roman" w:cs="Times New Roman"/>
+          <w:sz w:val="24"/>
+          <w:szCs w:val="24"/>
+          <w:lang w:val="ru-RU"/>
+        </w:rPr>
+        <w:t>. О</w:t>
+      </w:r>
+      <w:r>
+        <w:rPr>
+          <w:rFonts w:ascii="Times New Roman" w:hAnsi="Times New Roman" w:cs="Times New Roman"/>
+          <w:sz w:val="24"/>
+          <w:szCs w:val="24"/>
+          <w:lang w:val="ru-RU"/>
+        </w:rPr>
+        <w:t>н чтим во всех видах христианства включая протестантов.</w:t>
       </w:r>
     </w:p>
     <w:p>
@@ -181,82 +1288,925 @@
           <w:ilvl w:val="0"/>
           <w:numId w:val="11"/>
         </w:numPr>
-      </w:pPr>
-      <w:r>
-        <w:t>Пелагий В 4-5 вв нашей эры между ними был спор. Выиграл спор Августин; поэтому его все и знают.</w:t>
+        <w:rPr>
+          <w:rFonts w:ascii="Times New Roman" w:hAnsi="Times New Roman" w:cs="Times New Roman"/>
+          <w:b/>
+          <w:bCs/>
+          <w:sz w:val="24"/>
+          <w:szCs w:val="24"/>
+          <w:lang w:val="ru-RU"/>
+        </w:rPr>
+      </w:pPr>
+      <w:r>
+        <w:rPr>
+          <w:rFonts w:ascii="Times New Roman" w:hAnsi="Times New Roman" w:cs="Times New Roman"/>
+          <w:b/>
+          <w:bCs/>
+          <w:sz w:val="24"/>
+          <w:szCs w:val="24"/>
+          <w:lang w:val="ru-RU"/>
+        </w:rPr>
+        <w:t>Пелагий</w:t>
       </w:r>
     </w:p>
     <w:p>
-      <w:r>
-        <w:t>Точка зрения Пелагия заключается в том, что при наличии свободы воли, мы в одинаковой степени склонны как к усии, так и к юпостасису (душе и плоти, злу и добру) — Liberum indifferencae. Другими словами, чистая доска. Отсутствие склонностей к одной из сторон. Таким образом, человек, в силу отсутствия склонностей, берет на себя всю ответственность за совершенный им выбор. Эта точка зрения была принята еретической, потому что ставила христианство в неудобное положение: существование зла, дьявола, в мире, созданном богом, лежит на его ответственности, ведь если человек может выбирать между добром и злом, то откуда взялось зло, к которому есть возможность примкнуть? Если же бог не создавал зла и дьявола, то следует признать, что богом создан не весь мир; что мир является ареной борьбы бога и дьявола, а эта картина мира ничем не отличается от мифологической. Это направление мысли, исследующее Liberum indifferencae, называется манихейством.</w:t>
+      <w:pPr>
+        <w:ind w:left="720"/>
+        <w:rPr>
+          <w:rFonts w:ascii="Times New Roman" w:hAnsi="Times New Roman" w:cs="Times New Roman"/>
+          <w:sz w:val="24"/>
+          <w:szCs w:val="24"/>
+          <w:lang w:val="ru-RU"/>
+        </w:rPr>
+      </w:pPr>
+      <w:r>
+        <w:rPr>
+          <w:rFonts w:ascii="Times New Roman" w:hAnsi="Times New Roman" w:cs="Times New Roman"/>
+          <w:sz w:val="24"/>
+          <w:szCs w:val="24"/>
+          <w:lang w:val="ru-RU"/>
+        </w:rPr>
+        <w:t xml:space="preserve">В 4-5 </w:t>
+      </w:r>
+      <w:proofErr w:type="spellStart"/>
+      <w:r>
+        <w:rPr>
+          <w:rFonts w:ascii="Times New Roman" w:hAnsi="Times New Roman" w:cs="Times New Roman"/>
+          <w:sz w:val="24"/>
+          <w:szCs w:val="24"/>
+          <w:lang w:val="ru-RU"/>
+        </w:rPr>
+        <w:t>вв</w:t>
+      </w:r>
+      <w:proofErr w:type="spellEnd"/>
+      <w:r>
+        <w:rPr>
+          <w:rFonts w:ascii="Times New Roman" w:hAnsi="Times New Roman" w:cs="Times New Roman"/>
+          <w:sz w:val="24"/>
+          <w:szCs w:val="24"/>
+          <w:lang w:val="ru-RU"/>
+        </w:rPr>
+        <w:t xml:space="preserve"> нашей эры между ними был спор. Выиграл спор Августин; </w:t>
+      </w:r>
+      <w:r>
+        <w:rPr>
+          <w:rFonts w:ascii="Times New Roman" w:hAnsi="Times New Roman" w:cs="Times New Roman"/>
+          <w:sz w:val="24"/>
+          <w:szCs w:val="24"/>
+          <w:lang w:val="ru-RU"/>
+        </w:rPr>
+        <w:t xml:space="preserve">собственно, </w:t>
+      </w:r>
+      <w:r>
+        <w:rPr>
+          <w:rFonts w:ascii="Times New Roman" w:hAnsi="Times New Roman" w:cs="Times New Roman"/>
+          <w:sz w:val="24"/>
+          <w:szCs w:val="24"/>
+          <w:lang w:val="ru-RU"/>
+        </w:rPr>
+        <w:t>поэтому его все и знают.</w:t>
       </w:r>
     </w:p>
     <w:p>
-      <w:r>
-        <w:t xml:space="preserve">Точка зрения Августина разрешает противоречие и освобождает бога от ответственности за зло. Она заключается в том, что «существование зла» — это оксюморон. Акт творения, создавший то, чего не было, создал некую копию, лишённую божественного совершенства. Происходит это потому, что мы несём в себе изъян, след того «ничто», которого не было, и оно же является злом, в переводе defectio — умаление, отклонение, уклонение. Это нечто, полностью противоположное божьему творению, замыслу бога (Effectio). Это анти-творение. Созданные из ничто, мы несем в себе это ничто и умаляем творение бога. И вот это defectio в себе </w:t>
-      </w:r>
-      <w:r>
-        <w:rPr>
+      <w:pPr>
+        <w:rPr>
+          <w:rFonts w:ascii="Times New Roman" w:hAnsi="Times New Roman" w:cs="Times New Roman"/>
+          <w:sz w:val="24"/>
+          <w:szCs w:val="24"/>
+          <w:lang w:val="ru-RU"/>
+        </w:rPr>
+      </w:pPr>
+      <w:r>
+        <w:rPr>
+          <w:rFonts w:ascii="Times New Roman" w:hAnsi="Times New Roman" w:cs="Times New Roman"/>
+          <w:sz w:val="24"/>
+          <w:szCs w:val="24"/>
+          <w:lang w:val="ru-RU"/>
+        </w:rPr>
+        <w:t xml:space="preserve">Точка зрения Пелагия заключается в том, что при наличии свободы воли, мы в одинаковой степени склонны как к </w:t>
+      </w:r>
+      <w:proofErr w:type="spellStart"/>
+      <w:r>
+        <w:rPr>
+          <w:rFonts w:ascii="Times New Roman" w:hAnsi="Times New Roman" w:cs="Times New Roman"/>
           <w:i/>
-        </w:rPr>
-        <w:t>мы принимаем за свободу воли</w:t>
-      </w:r>
-      <w:r>
-        <w:t xml:space="preserve">. </w:t>
-      </w:r>
-      <w:r>
-        <w:lastRenderedPageBreak/>
-        <w:t xml:space="preserve">Она лишь имитация настоящей свободы воли. В этом объяснении свобода воли, в отличии от объяснения Пелагия, это нечто резко отрицательное. Божественной свободы в нас нет — у нас есть </w:t>
-      </w:r>
-      <w:r>
-        <w:rPr>
+          <w:iCs/>
+          <w:sz w:val="24"/>
+          <w:szCs w:val="24"/>
+          <w:lang w:val="ru-RU"/>
+        </w:rPr>
+        <w:t>усии</w:t>
+      </w:r>
+      <w:proofErr w:type="spellEnd"/>
+      <w:r>
+        <w:rPr>
+          <w:rFonts w:ascii="Times New Roman" w:hAnsi="Times New Roman" w:cs="Times New Roman"/>
+          <w:sz w:val="24"/>
+          <w:szCs w:val="24"/>
+          <w:lang w:val="ru-RU"/>
+        </w:rPr>
+        <w:t xml:space="preserve">, так и к </w:t>
+      </w:r>
+      <w:proofErr w:type="spellStart"/>
+      <w:r>
+        <w:rPr>
+          <w:rFonts w:ascii="Times New Roman" w:hAnsi="Times New Roman" w:cs="Times New Roman"/>
           <w:i/>
-        </w:rPr>
-        <w:t>своеволие</w:t>
-      </w:r>
-      <w:r>
-        <w:t xml:space="preserve"> (термин Достоевского, изначальное название — liberum arbitrum). Таким образом, человек изначально не имеет никакого выбора, потому что он изначально является злом. Это </w:t>
-      </w:r>
-      <w:r>
-        <w:rPr>
-          <w:i/>
-        </w:rPr>
-        <w:t>первородный грех</w:t>
-      </w:r>
-      <w:r>
-        <w:t>.</w:t>
+          <w:iCs/>
+          <w:sz w:val="24"/>
+          <w:szCs w:val="24"/>
+          <w:lang w:val="ru-RU"/>
+        </w:rPr>
+        <w:t>юпостасису</w:t>
+      </w:r>
+      <w:proofErr w:type="spellEnd"/>
+      <w:r>
+        <w:rPr>
+          <w:rFonts w:ascii="Times New Roman" w:hAnsi="Times New Roman" w:cs="Times New Roman"/>
+          <w:sz w:val="24"/>
+          <w:szCs w:val="24"/>
+          <w:lang w:val="ru-RU"/>
+        </w:rPr>
+        <w:t xml:space="preserve"> (душе и </w:t>
+      </w:r>
+      <w:proofErr w:type="spellStart"/>
+      <w:r>
+        <w:rPr>
+          <w:rFonts w:ascii="Times New Roman" w:hAnsi="Times New Roman" w:cs="Times New Roman"/>
+          <w:sz w:val="24"/>
+          <w:szCs w:val="24"/>
+          <w:lang w:val="ru-RU"/>
+        </w:rPr>
+        <w:t>плоти</w:t>
+      </w:r>
+      <w:proofErr w:type="spellEnd"/>
+      <w:r>
+        <w:rPr>
+          <w:rFonts w:ascii="Times New Roman" w:hAnsi="Times New Roman" w:cs="Times New Roman"/>
+          <w:sz w:val="24"/>
+          <w:szCs w:val="24"/>
+          <w:lang w:val="ru-RU"/>
+        </w:rPr>
+        <w:t xml:space="preserve">, злу и добру) — </w:t>
+      </w:r>
+      <w:r>
+        <w:rPr>
+          <w:rFonts w:ascii="Times New Roman" w:hAnsi="Times New Roman" w:cs="Times New Roman"/>
+          <w:b/>
+          <w:bCs/>
+          <w:sz w:val="24"/>
+          <w:szCs w:val="24"/>
+        </w:rPr>
+        <w:t>Liberum</w:t>
+      </w:r>
+      <w:r>
+        <w:rPr>
+          <w:rFonts w:ascii="Times New Roman" w:hAnsi="Times New Roman" w:cs="Times New Roman"/>
+          <w:b/>
+          <w:bCs/>
+          <w:sz w:val="24"/>
+          <w:szCs w:val="24"/>
+          <w:lang w:val="ru-RU"/>
+        </w:rPr>
+        <w:t xml:space="preserve"> </w:t>
+      </w:r>
+      <w:r>
+        <w:rPr>
+          <w:rFonts w:ascii="Times New Roman" w:hAnsi="Times New Roman" w:cs="Times New Roman"/>
+          <w:b/>
+          <w:bCs/>
+          <w:sz w:val="24"/>
+          <w:szCs w:val="24"/>
+        </w:rPr>
+        <w:t>indifference</w:t>
+      </w:r>
+      <w:r>
+        <w:rPr>
+          <w:rFonts w:ascii="Times New Roman" w:hAnsi="Times New Roman" w:cs="Times New Roman"/>
+          <w:sz w:val="24"/>
+          <w:szCs w:val="24"/>
+          <w:lang w:val="ru-RU"/>
+        </w:rPr>
+        <w:t>. Другими словами,</w:t>
+      </w:r>
+      <w:r>
+        <w:rPr>
+          <w:rFonts w:ascii="Times New Roman" w:hAnsi="Times New Roman" w:cs="Times New Roman"/>
+          <w:sz w:val="24"/>
+          <w:szCs w:val="24"/>
+          <w:lang w:val="ru-RU"/>
+        </w:rPr>
+        <w:t xml:space="preserve"> человек —</w:t>
+      </w:r>
+      <w:r>
+        <w:rPr>
+          <w:rFonts w:ascii="Times New Roman" w:hAnsi="Times New Roman" w:cs="Times New Roman"/>
+          <w:sz w:val="24"/>
+          <w:szCs w:val="24"/>
+          <w:lang w:val="ru-RU"/>
+        </w:rPr>
+        <w:t xml:space="preserve"> чистая доска. Отсутствие склонностей к одной из сторон. Таким образом, человек, в силу отсутствия склонностей, берет на себя всю ответственность за совершенный им выбор.</w:t>
       </w:r>
     </w:p>
     <w:p>
-      <w:r>
-        <w:t>Но тогда получается, что «контракт» не работает, потому что оказывается, что в человеке нет божественного начала, юпостасиса, а значит, что у аскетичного человека просто не получится достичь богоподобия. Получается что человек постится, уходит в монастырь и тп, движимый первородной злой волей. Уход в монастырь теперь трактуется как гордыня. Выйти из этого состояния невозможно. Мы никак не можем спасти себя сами — в этом заключается доктрина.</w:t>
+      <w:pPr>
+        <w:rPr>
+          <w:rFonts w:ascii="Times New Roman" w:hAnsi="Times New Roman" w:cs="Times New Roman"/>
+          <w:sz w:val="24"/>
+          <w:szCs w:val="24"/>
+          <w:lang w:val="ru-RU"/>
+        </w:rPr>
+      </w:pPr>
+      <w:r>
+        <w:rPr>
+          <w:rFonts w:ascii="Times New Roman" w:hAnsi="Times New Roman" w:cs="Times New Roman"/>
+          <w:sz w:val="24"/>
+          <w:szCs w:val="24"/>
+          <w:lang w:val="ru-RU"/>
+        </w:rPr>
+        <w:t xml:space="preserve">Эта точка зрения была принята еретической, потому что ставила христианство в неудобное положение: существование зла, дьявола, в мире, созданном богом, лежит на его ответственности, ведь если человек может выбирать между добром и злом, то откуда взялось зло, к которому есть возможность примкнуть? Если же бог не создавал зла и дьявола, то следует признать, что богом создан не весь мир; что мир является ареной </w:t>
+      </w:r>
+      <w:r>
+        <w:rPr>
+          <w:rFonts w:ascii="Times New Roman" w:hAnsi="Times New Roman" w:cs="Times New Roman"/>
+          <w:sz w:val="24"/>
+          <w:szCs w:val="24"/>
+          <w:lang w:val="ru-RU"/>
+        </w:rPr>
+        <w:lastRenderedPageBreak/>
+        <w:t xml:space="preserve">борьбы бога и дьявола, а эта картина мира ничем не отличается от мифологической. Это направление мысли, исследующее </w:t>
+      </w:r>
+      <w:r>
+        <w:rPr>
+          <w:rFonts w:ascii="Times New Roman" w:hAnsi="Times New Roman" w:cs="Times New Roman"/>
+          <w:i/>
+          <w:iCs/>
+          <w:sz w:val="24"/>
+          <w:szCs w:val="24"/>
+        </w:rPr>
+        <w:t>Liberum</w:t>
+      </w:r>
+      <w:r>
+        <w:rPr>
+          <w:rFonts w:ascii="Times New Roman" w:hAnsi="Times New Roman" w:cs="Times New Roman"/>
+          <w:i/>
+          <w:iCs/>
+          <w:sz w:val="24"/>
+          <w:szCs w:val="24"/>
+          <w:lang w:val="ru-RU"/>
+        </w:rPr>
+        <w:t xml:space="preserve"> </w:t>
+      </w:r>
+      <w:r>
+        <w:rPr>
+          <w:rFonts w:ascii="Times New Roman" w:hAnsi="Times New Roman" w:cs="Times New Roman"/>
+          <w:i/>
+          <w:iCs/>
+          <w:sz w:val="24"/>
+          <w:szCs w:val="24"/>
+        </w:rPr>
+        <w:t>indifference</w:t>
+      </w:r>
+      <w:r>
+        <w:rPr>
+          <w:rFonts w:ascii="Times New Roman" w:hAnsi="Times New Roman" w:cs="Times New Roman"/>
+          <w:sz w:val="24"/>
+          <w:szCs w:val="24"/>
+          <w:lang w:val="ru-RU"/>
+        </w:rPr>
+        <w:t xml:space="preserve">, называется </w:t>
+      </w:r>
+      <w:r>
+        <w:rPr>
+          <w:rFonts w:ascii="Times New Roman" w:hAnsi="Times New Roman" w:cs="Times New Roman"/>
+          <w:b/>
+          <w:bCs/>
+          <w:sz w:val="24"/>
+          <w:szCs w:val="24"/>
+          <w:lang w:val="ru-RU"/>
+        </w:rPr>
+        <w:t>манихейством</w:t>
+      </w:r>
+      <w:r>
+        <w:rPr>
+          <w:rFonts w:ascii="Times New Roman" w:hAnsi="Times New Roman" w:cs="Times New Roman"/>
+          <w:sz w:val="24"/>
+          <w:szCs w:val="24"/>
+          <w:lang w:val="ru-RU"/>
+        </w:rPr>
+        <w:t>.</w:t>
       </w:r>
     </w:p>
     <w:p>
-      <w:r>
-        <w:t>Gracia, или милость, или благодать, это план спасения, который может быть только дарован богом = я не могу сам себя спасти. Христианство не могло разрешить этой проблемы до 1517 года. В этом году произошло начало реформации. Автором является Мартин Лютер. Он прибил к забору церкви 95 тезисов, в которых содержалась основная идея — почему папские эмиссары обещают за индульгенцию спасение души? Никто не может обладать какой-либо информацией о том, как себя спасти! Нельзя ответить на вопрос «в чем замысел бога?». Спасти себя никаким образом невозможно. Этой мыслью закончилась эпоха господства средневековья, христианской, или монотеистической картины мира.</w:t>
+      <w:pPr>
+        <w:rPr>
+          <w:rFonts w:ascii="Times New Roman" w:hAnsi="Times New Roman" w:cs="Times New Roman"/>
+          <w:sz w:val="24"/>
+          <w:szCs w:val="24"/>
+          <w:lang w:val="ru-RU"/>
+        </w:rPr>
+      </w:pPr>
+      <w:r>
+        <w:rPr>
+          <w:rFonts w:ascii="Times New Roman" w:hAnsi="Times New Roman" w:cs="Times New Roman"/>
+          <w:sz w:val="24"/>
+          <w:szCs w:val="24"/>
+          <w:lang w:val="ru-RU"/>
+        </w:rPr>
+        <w:t xml:space="preserve">Точка зрения </w:t>
+      </w:r>
+      <w:r>
+        <w:rPr>
+          <w:rFonts w:ascii="Times New Roman" w:hAnsi="Times New Roman" w:cs="Times New Roman"/>
+          <w:i/>
+          <w:iCs/>
+          <w:sz w:val="24"/>
+          <w:szCs w:val="24"/>
+          <w:lang w:val="ru-RU"/>
+        </w:rPr>
+        <w:t>Августина</w:t>
+      </w:r>
+      <w:r>
+        <w:rPr>
+          <w:rFonts w:ascii="Times New Roman" w:hAnsi="Times New Roman" w:cs="Times New Roman"/>
+          <w:sz w:val="24"/>
+          <w:szCs w:val="24"/>
+          <w:lang w:val="ru-RU"/>
+        </w:rPr>
+        <w:t xml:space="preserve"> разрешает противоречие и освобождает бога от ответственности за зло. Она заключается в том, что «существование зла» — это оксюморон. Акт творения, создавший то, чего не было, создал некую копию, лишённую божественного совершенства. Происходит это потому, что мы несём в себе изъян, след того «ничто», которого не было, и оно же является злом, в переводе </w:t>
+      </w:r>
+      <w:proofErr w:type="spellStart"/>
+      <w:r>
+        <w:rPr>
+          <w:rFonts w:ascii="Times New Roman" w:hAnsi="Times New Roman" w:cs="Times New Roman"/>
+          <w:b/>
+          <w:bCs/>
+          <w:sz w:val="24"/>
+          <w:szCs w:val="24"/>
+        </w:rPr>
+        <w:t>defectio</w:t>
+      </w:r>
+      <w:proofErr w:type="spellEnd"/>
+      <w:r>
+        <w:rPr>
+          <w:rFonts w:ascii="Times New Roman" w:hAnsi="Times New Roman" w:cs="Times New Roman"/>
+          <w:sz w:val="24"/>
+          <w:szCs w:val="24"/>
+          <w:lang w:val="ru-RU"/>
+        </w:rPr>
+        <w:t xml:space="preserve"> — умаление, отклонение, уклонение. Это нечто, полностью противоположное божьему творению, замыслу бога (</w:t>
+      </w:r>
+      <w:proofErr w:type="spellStart"/>
+      <w:r>
+        <w:rPr>
+          <w:rFonts w:ascii="Times New Roman" w:hAnsi="Times New Roman" w:cs="Times New Roman"/>
+          <w:b/>
+          <w:bCs/>
+          <w:sz w:val="24"/>
+          <w:szCs w:val="24"/>
+        </w:rPr>
+        <w:t>Effectio</w:t>
+      </w:r>
+      <w:proofErr w:type="spellEnd"/>
+      <w:r>
+        <w:rPr>
+          <w:rFonts w:ascii="Times New Roman" w:hAnsi="Times New Roman" w:cs="Times New Roman"/>
+          <w:sz w:val="24"/>
+          <w:szCs w:val="24"/>
+          <w:lang w:val="ru-RU"/>
+        </w:rPr>
+        <w:t xml:space="preserve">). Это анти-творение. Созданные из ничто, мы несем в себе это ничто и умаляем творение бога. И вот это </w:t>
+      </w:r>
+      <w:proofErr w:type="spellStart"/>
+      <w:r>
+        <w:rPr>
+          <w:rFonts w:ascii="Times New Roman" w:hAnsi="Times New Roman" w:cs="Times New Roman"/>
+          <w:i/>
+          <w:iCs/>
+          <w:sz w:val="24"/>
+          <w:szCs w:val="24"/>
+        </w:rPr>
+        <w:t>defectio</w:t>
+      </w:r>
+      <w:proofErr w:type="spellEnd"/>
+      <w:r>
+        <w:rPr>
+          <w:rFonts w:ascii="Times New Roman" w:hAnsi="Times New Roman" w:cs="Times New Roman"/>
+          <w:sz w:val="24"/>
+          <w:szCs w:val="24"/>
+          <w:lang w:val="ru-RU"/>
+        </w:rPr>
+        <w:t xml:space="preserve"> в себе </w:t>
+      </w:r>
+      <w:r>
+        <w:rPr>
+          <w:rFonts w:ascii="Times New Roman" w:hAnsi="Times New Roman" w:cs="Times New Roman"/>
+          <w:i/>
+          <w:sz w:val="24"/>
+          <w:szCs w:val="24"/>
+          <w:lang w:val="ru-RU"/>
+        </w:rPr>
+        <w:t>мы принимаем за свободу воли</w:t>
+      </w:r>
+      <w:r>
+        <w:rPr>
+          <w:rFonts w:ascii="Times New Roman" w:hAnsi="Times New Roman" w:cs="Times New Roman"/>
+          <w:sz w:val="24"/>
+          <w:szCs w:val="24"/>
+          <w:lang w:val="ru-RU"/>
+        </w:rPr>
+        <w:t>. Она лишь имитация настоящей свободы воли. В этом объяснении свобода воли</w:t>
+      </w:r>
+      <w:r>
+        <w:rPr>
+          <w:rFonts w:ascii="Times New Roman" w:hAnsi="Times New Roman" w:cs="Times New Roman"/>
+          <w:sz w:val="24"/>
+          <w:szCs w:val="24"/>
+          <w:lang w:val="ru-RU"/>
+        </w:rPr>
+        <w:t xml:space="preserve"> —</w:t>
+      </w:r>
+      <w:r>
+        <w:rPr>
+          <w:rFonts w:ascii="Times New Roman" w:hAnsi="Times New Roman" w:cs="Times New Roman"/>
+          <w:sz w:val="24"/>
+          <w:szCs w:val="24"/>
+          <w:lang w:val="ru-RU"/>
+        </w:rPr>
+        <w:t xml:space="preserve"> в отличии от объяснения Пелагия, это нечто резко отрицательное. Божественной свободы в нас нет — у нас есть </w:t>
+      </w:r>
+      <w:r>
+        <w:rPr>
+          <w:rFonts w:ascii="Times New Roman" w:hAnsi="Times New Roman" w:cs="Times New Roman"/>
+          <w:i/>
+          <w:sz w:val="24"/>
+          <w:szCs w:val="24"/>
+          <w:lang w:val="ru-RU"/>
+        </w:rPr>
+        <w:t>своеволие</w:t>
+      </w:r>
+      <w:r>
+        <w:rPr>
+          <w:rFonts w:ascii="Times New Roman" w:hAnsi="Times New Roman" w:cs="Times New Roman"/>
+          <w:sz w:val="24"/>
+          <w:szCs w:val="24"/>
+          <w:lang w:val="ru-RU"/>
+        </w:rPr>
+        <w:t xml:space="preserve"> (термин Достоевского, изначальное название — </w:t>
+      </w:r>
+      <w:r>
+        <w:rPr>
+          <w:rFonts w:ascii="Times New Roman" w:hAnsi="Times New Roman" w:cs="Times New Roman"/>
+          <w:b/>
+          <w:bCs/>
+          <w:sz w:val="24"/>
+          <w:szCs w:val="24"/>
+        </w:rPr>
+        <w:t>liberum</w:t>
+      </w:r>
+      <w:r>
+        <w:rPr>
+          <w:rFonts w:ascii="Times New Roman" w:hAnsi="Times New Roman" w:cs="Times New Roman"/>
+          <w:b/>
+          <w:bCs/>
+          <w:sz w:val="24"/>
+          <w:szCs w:val="24"/>
+          <w:lang w:val="ru-RU"/>
+        </w:rPr>
+        <w:t xml:space="preserve"> </w:t>
+      </w:r>
+      <w:proofErr w:type="spellStart"/>
+      <w:r>
+        <w:rPr>
+          <w:rFonts w:ascii="Times New Roman" w:hAnsi="Times New Roman" w:cs="Times New Roman"/>
+          <w:b/>
+          <w:bCs/>
+          <w:sz w:val="24"/>
+          <w:szCs w:val="24"/>
+        </w:rPr>
+        <w:t>arbitrum</w:t>
+      </w:r>
+      <w:proofErr w:type="spellEnd"/>
+      <w:r>
+        <w:rPr>
+          <w:rFonts w:ascii="Times New Roman" w:hAnsi="Times New Roman" w:cs="Times New Roman"/>
+          <w:sz w:val="24"/>
+          <w:szCs w:val="24"/>
+          <w:lang w:val="ru-RU"/>
+        </w:rPr>
+        <w:t xml:space="preserve">). Таким образом, человек изначально не имеет никакого выбора, потому что он изначально является злом. Это </w:t>
+      </w:r>
+      <w:r>
+        <w:rPr>
+          <w:rFonts w:ascii="Times New Roman" w:hAnsi="Times New Roman" w:cs="Times New Roman"/>
+          <w:i/>
+          <w:sz w:val="24"/>
+          <w:szCs w:val="24"/>
+          <w:lang w:val="ru-RU"/>
+        </w:rPr>
+        <w:t>первородный грех</w:t>
+      </w:r>
+      <w:r>
+        <w:rPr>
+          <w:rFonts w:ascii="Times New Roman" w:hAnsi="Times New Roman" w:cs="Times New Roman"/>
+          <w:sz w:val="24"/>
+          <w:szCs w:val="24"/>
+          <w:lang w:val="ru-RU"/>
+        </w:rPr>
+        <w:t>.</w:t>
       </w:r>
     </w:p>
     <w:p>
-      <w:r>
-        <w:t xml:space="preserve">Вопрос: если по Августину бог не создавал зла, а возникло оно вследствие того, что мир сотворен из «ничто», получается, что либо Бог создал мир с дефектом, которого не усмотрел, то есть он несовершенен, либо он знал о нем и намеренно допустил наличие дефекта, что значит, что он создал зло. Как с этим быть? Ответ: попытка снять с себя ответственность понятна </w:t>
-      </w:r>
-      <w:r>
-        <w:rPr>
-          <w:rFonts w:ascii="Segoe UI Emoji" w:eastAsia="Segoe UI Emoji" w:hAnsi="Segoe UI Emoji" w:cs="Segoe UI Emoji"/>
-        </w:rPr>
-        <w:t>🙂</w:t>
-      </w:r>
-      <w:r>
-        <w:t>. Парадокс заключается в том, что мы несем в себе вину бессознательно. Мы несем в себе чувство вины, оно в нас встроено. Мы эту вину получаем вместе с социализацией. В 20 веке открыли бессознательные источники вины. Когда речь идёт о вине, то можно рационально сказать, что я тут ни при чем, меня создали. Тем не менее чувство вины сохраняется. Именно к нему апеллирует Августин, когда говорит о первородном грехе.</w:t>
+      <w:pPr>
+        <w:rPr>
+          <w:rFonts w:ascii="Times New Roman" w:hAnsi="Times New Roman" w:cs="Times New Roman"/>
+          <w:sz w:val="24"/>
+          <w:szCs w:val="24"/>
+          <w:lang w:val="ru-RU"/>
+        </w:rPr>
+      </w:pPr>
+      <w:r>
+        <w:rPr>
+          <w:rFonts w:ascii="Times New Roman" w:hAnsi="Times New Roman" w:cs="Times New Roman"/>
+          <w:sz w:val="24"/>
+          <w:szCs w:val="24"/>
+          <w:lang w:val="ru-RU"/>
+        </w:rPr>
+        <w:t xml:space="preserve">Но тогда получается, что «контракт» не работает, потому что оказывается, что в человеке нет божественного начала, </w:t>
+      </w:r>
+      <w:proofErr w:type="spellStart"/>
+      <w:r>
+        <w:rPr>
+          <w:rFonts w:ascii="Times New Roman" w:hAnsi="Times New Roman" w:cs="Times New Roman"/>
+          <w:i/>
+          <w:iCs/>
+          <w:sz w:val="24"/>
+          <w:szCs w:val="24"/>
+          <w:lang w:val="ru-RU"/>
+        </w:rPr>
+        <w:t>юпостасиса</w:t>
+      </w:r>
+      <w:proofErr w:type="spellEnd"/>
+      <w:r>
+        <w:rPr>
+          <w:rFonts w:ascii="Times New Roman" w:hAnsi="Times New Roman" w:cs="Times New Roman"/>
+          <w:sz w:val="24"/>
+          <w:szCs w:val="24"/>
+          <w:lang w:val="ru-RU"/>
+        </w:rPr>
+        <w:t xml:space="preserve">, а значит, что у аскетичного человека просто не получится достичь </w:t>
+      </w:r>
+      <w:proofErr w:type="spellStart"/>
+      <w:r>
+        <w:rPr>
+          <w:rFonts w:ascii="Times New Roman" w:hAnsi="Times New Roman" w:cs="Times New Roman"/>
+          <w:sz w:val="24"/>
+          <w:szCs w:val="24"/>
+          <w:lang w:val="ru-RU"/>
+        </w:rPr>
+        <w:t>богоподобия</w:t>
+      </w:r>
+      <w:proofErr w:type="spellEnd"/>
+      <w:r>
+        <w:rPr>
+          <w:rFonts w:ascii="Times New Roman" w:hAnsi="Times New Roman" w:cs="Times New Roman"/>
+          <w:sz w:val="24"/>
+          <w:szCs w:val="24"/>
+          <w:lang w:val="ru-RU"/>
+        </w:rPr>
+        <w:t xml:space="preserve">. </w:t>
+      </w:r>
+      <w:r>
+        <w:rPr>
+          <w:rFonts w:ascii="Times New Roman" w:hAnsi="Times New Roman" w:cs="Times New Roman"/>
+          <w:sz w:val="24"/>
+          <w:szCs w:val="24"/>
+          <w:lang w:val="ru-RU"/>
+        </w:rPr>
+        <w:t>Получается,</w:t>
+      </w:r>
+      <w:r>
+        <w:rPr>
+          <w:rFonts w:ascii="Times New Roman" w:hAnsi="Times New Roman" w:cs="Times New Roman"/>
+          <w:sz w:val="24"/>
+          <w:szCs w:val="24"/>
+          <w:lang w:val="ru-RU"/>
+        </w:rPr>
+        <w:t xml:space="preserve"> что человек постится, уходит в монастырь и т</w:t>
+      </w:r>
+      <w:r>
+        <w:rPr>
+          <w:rFonts w:ascii="Times New Roman" w:hAnsi="Times New Roman" w:cs="Times New Roman"/>
+          <w:sz w:val="24"/>
+          <w:szCs w:val="24"/>
+          <w:lang w:val="ru-RU"/>
+        </w:rPr>
+        <w:t>.</w:t>
+      </w:r>
+      <w:r>
+        <w:rPr>
+          <w:rFonts w:ascii="Times New Roman" w:hAnsi="Times New Roman" w:cs="Times New Roman"/>
+          <w:sz w:val="24"/>
+          <w:szCs w:val="24"/>
+          <w:lang w:val="ru-RU"/>
+        </w:rPr>
+        <w:t>п</w:t>
+      </w:r>
+      <w:r>
+        <w:rPr>
+          <w:rFonts w:ascii="Times New Roman" w:hAnsi="Times New Roman" w:cs="Times New Roman"/>
+          <w:sz w:val="24"/>
+          <w:szCs w:val="24"/>
+          <w:lang w:val="ru-RU"/>
+        </w:rPr>
+        <w:t>.</w:t>
+      </w:r>
+      <w:r>
+        <w:rPr>
+          <w:rFonts w:ascii="Times New Roman" w:hAnsi="Times New Roman" w:cs="Times New Roman"/>
+          <w:sz w:val="24"/>
+          <w:szCs w:val="24"/>
+          <w:lang w:val="ru-RU"/>
+        </w:rPr>
+        <w:t xml:space="preserve">, движимый первородной злой волей. Уход в монастырь </w:t>
+      </w:r>
+      <w:r>
+        <w:rPr>
+          <w:rFonts w:ascii="Times New Roman" w:hAnsi="Times New Roman" w:cs="Times New Roman"/>
+          <w:sz w:val="24"/>
+          <w:szCs w:val="24"/>
+          <w:lang w:val="ru-RU"/>
+        </w:rPr>
+        <w:t xml:space="preserve">уже может трактоваться </w:t>
+      </w:r>
+      <w:r>
+        <w:rPr>
+          <w:rFonts w:ascii="Times New Roman" w:hAnsi="Times New Roman" w:cs="Times New Roman"/>
+          <w:sz w:val="24"/>
+          <w:szCs w:val="24"/>
+          <w:lang w:val="ru-RU"/>
+        </w:rPr>
+        <w:t xml:space="preserve">как гордыня. Выйти из этого состояния невозможно. </w:t>
+      </w:r>
+      <w:r>
+        <w:rPr>
+          <w:rFonts w:ascii="Times New Roman" w:hAnsi="Times New Roman" w:cs="Times New Roman"/>
+          <w:sz w:val="24"/>
+          <w:szCs w:val="24"/>
+          <w:u w:val="single"/>
+          <w:lang w:val="ru-RU"/>
+        </w:rPr>
+        <w:t>Мы никак не можем спасти себя сами</w:t>
+      </w:r>
+      <w:r>
+        <w:rPr>
+          <w:rFonts w:ascii="Times New Roman" w:hAnsi="Times New Roman" w:cs="Times New Roman"/>
+          <w:sz w:val="24"/>
+          <w:szCs w:val="24"/>
+          <w:lang w:val="ru-RU"/>
+        </w:rPr>
+        <w:t xml:space="preserve"> — в этом заключается доктрина.</w:t>
       </w:r>
     </w:p>
     <w:p>
-      <w:r>
-        <w:t>Вопрос: о какой свободе воли может идти речь, если человек, решивший отказаться от юпостасиса и сделавший выбор в пользу усии попадает в ад? Ответ: здесь нужно понимать свободу в другом смысле. Человек, сделав выбор в пользу усии лишается свободы воли, то есть как бы делает выбор стать рабом, а выбрав юпостасис, он ее сохраняет.</w:t>
+      <w:pPr>
+        <w:pStyle w:val="Heading2"/>
+        <w:rPr>
+          <w:lang w:val="ru-RU"/>
+        </w:rPr>
+      </w:pPr>
+      <w:r>
+        <w:rPr>
+          <w:lang w:val="ru-RU"/>
+        </w:rPr>
+        <w:t>План спасения</w:t>
       </w:r>
     </w:p>
-    <w:p/>
+    <w:p>
+      <w:pPr>
+        <w:rPr>
+          <w:rFonts w:ascii="Times New Roman" w:hAnsi="Times New Roman" w:cs="Times New Roman"/>
+          <w:sz w:val="24"/>
+          <w:szCs w:val="24"/>
+          <w:lang w:val="ru-RU"/>
+        </w:rPr>
+      </w:pPr>
+      <w:r>
+        <w:rPr>
+          <w:rFonts w:ascii="Times New Roman" w:hAnsi="Times New Roman" w:cs="Times New Roman"/>
+          <w:b/>
+          <w:bCs/>
+          <w:sz w:val="24"/>
+          <w:szCs w:val="24"/>
+        </w:rPr>
+        <w:t>Gracia</w:t>
+      </w:r>
+      <w:r>
+        <w:rPr>
+          <w:rFonts w:ascii="Times New Roman" w:hAnsi="Times New Roman" w:cs="Times New Roman"/>
+          <w:sz w:val="24"/>
+          <w:szCs w:val="24"/>
+          <w:lang w:val="ru-RU"/>
+        </w:rPr>
+        <w:t xml:space="preserve">, или милость, или благодать, это план спасения, который может быть только дарован богом = я не могу сам себя спасти. Христианство не могло разрешить этой проблемы до 1517 года. В этом году произошло начало реформации. Автором является </w:t>
+      </w:r>
+      <w:r>
+        <w:rPr>
+          <w:rFonts w:ascii="Times New Roman" w:hAnsi="Times New Roman" w:cs="Times New Roman"/>
+          <w:b/>
+          <w:bCs/>
+          <w:sz w:val="24"/>
+          <w:szCs w:val="24"/>
+          <w:lang w:val="ru-RU"/>
+        </w:rPr>
+        <w:t>Мартин Лютер</w:t>
+      </w:r>
+      <w:r>
+        <w:rPr>
+          <w:rFonts w:ascii="Times New Roman" w:hAnsi="Times New Roman" w:cs="Times New Roman"/>
+          <w:sz w:val="24"/>
+          <w:szCs w:val="24"/>
+          <w:lang w:val="ru-RU"/>
+        </w:rPr>
+        <w:t xml:space="preserve">. Он прибил к забору церкви 95 тезисов, в которых содержалась основная идея — почему папские эмиссары обещают за индульгенцию спасение души? Никто не может обладать какой-либо информацией о том, как себя спасти! Нельзя ответить на вопрос «в чем замысел бога?». </w:t>
+      </w:r>
+      <w:r>
+        <w:rPr>
+          <w:rFonts w:ascii="Times New Roman" w:hAnsi="Times New Roman" w:cs="Times New Roman"/>
+          <w:sz w:val="24"/>
+          <w:szCs w:val="24"/>
+          <w:u w:val="single"/>
+          <w:lang w:val="ru-RU"/>
+        </w:rPr>
+        <w:t>Спасти себя никаким образом невозможно</w:t>
+      </w:r>
+      <w:r>
+        <w:rPr>
+          <w:rFonts w:ascii="Times New Roman" w:hAnsi="Times New Roman" w:cs="Times New Roman"/>
+          <w:sz w:val="24"/>
+          <w:szCs w:val="24"/>
+          <w:lang w:val="ru-RU"/>
+        </w:rPr>
+        <w:t>. Этой мыслью закончилась эпоха господства средневековья, христианской, или монотеистической картины мира.</w:t>
+      </w:r>
+    </w:p>
+    <w:p>
+      <w:pPr>
+        <w:pStyle w:val="Quote"/>
+      </w:pPr>
+      <w:r>
+        <w:rPr>
+          <w:b/>
+          <w:bCs/>
+          <w:lang w:val="ru-RU"/>
+        </w:rPr>
+        <w:t>Вопрос</w:t>
+      </w:r>
+      <w:r>
+        <w:rPr>
+          <w:lang w:val="ru-RU"/>
+        </w:rPr>
+        <w:t>: если по Августину бог не создавал зла, а возникло оно вследствие того, что мир сотворен из «ничто», получается, что либо Бог создал мир с дефектом, которого не усмотрел, то есть он несовершенен, либо он знал о нем и намеренно допустил наличие дефекта, что значит, что он создал зло. Как с этим быть?</w:t>
+      </w:r>
+      <w:r>
+        <w:t xml:space="preserve"> </w:t>
+      </w:r>
+      <w:r>
+        <w:br/>
+      </w:r>
+      <w:r>
+        <w:rPr>
+          <w:b/>
+          <w:bCs/>
+          <w:lang w:val="ru-RU"/>
+        </w:rPr>
+        <w:t>Ответ</w:t>
+      </w:r>
+      <w:r>
+        <w:rPr>
+          <w:lang w:val="ru-RU"/>
+        </w:rPr>
+        <w:t xml:space="preserve">: попытка снять с себя ответственность понятна </w:t>
+      </w:r>
+      <w:r>
+        <w:rPr>
+          <w:rFonts w:ascii="Apple Color Emoji" w:eastAsia="Segoe UI Emoji" w:hAnsi="Apple Color Emoji" w:cs="Apple Color Emoji"/>
+        </w:rPr>
+        <w:t>🙂</w:t>
+      </w:r>
+      <w:r>
+        <w:rPr>
+          <w:lang w:val="ru-RU"/>
+        </w:rPr>
+        <w:t>. Парадокс заключается в том, что мы несем в себе вину бессознательно. Мы несем в себе чувство вины, оно в нас встроено. Мы эту вину получаем вместе с социализацией. В 20 веке открыли бессознательные источники вины. Когда речь идёт о вине, то можно рационально сказать, что я тут ни при чем, меня создали. Тем не менее чувство вины сохраняется. Именно к нему апеллирует Августин, когда говорит о первородном грехе.</w:t>
+      </w:r>
+    </w:p>
+    <w:p>
+      <w:pPr>
+        <w:pStyle w:val="Quote"/>
+        <w:rPr>
+          <w:lang w:val="ru-RU"/>
+        </w:rPr>
+      </w:pPr>
+      <w:r>
+        <w:rPr>
+          <w:b/>
+          <w:bCs/>
+          <w:lang w:val="ru-RU"/>
+        </w:rPr>
+        <w:lastRenderedPageBreak/>
+        <w:t>Вопрос</w:t>
+      </w:r>
+      <w:r>
+        <w:rPr>
+          <w:lang w:val="ru-RU"/>
+        </w:rPr>
+        <w:t xml:space="preserve">: о какой свободе воли может идти речь, если человек, решивший отказаться от </w:t>
+      </w:r>
+      <w:proofErr w:type="spellStart"/>
+      <w:r>
+        <w:rPr>
+          <w:lang w:val="ru-RU"/>
+        </w:rPr>
+        <w:t>юпостасиса</w:t>
+      </w:r>
+      <w:proofErr w:type="spellEnd"/>
+      <w:r>
+        <w:rPr>
+          <w:lang w:val="ru-RU"/>
+        </w:rPr>
+        <w:t xml:space="preserve"> и сделавший выбор в пользу </w:t>
+      </w:r>
+      <w:proofErr w:type="spellStart"/>
+      <w:r>
+        <w:rPr>
+          <w:lang w:val="ru-RU"/>
+        </w:rPr>
+        <w:t>усии</w:t>
+      </w:r>
+      <w:proofErr w:type="spellEnd"/>
+      <w:r>
+        <w:rPr>
+          <w:lang w:val="ru-RU"/>
+        </w:rPr>
+        <w:t xml:space="preserve"> попадает в ад?</w:t>
+      </w:r>
+      <w:r>
+        <w:br/>
+      </w:r>
+      <w:r>
+        <w:rPr>
+          <w:b/>
+          <w:bCs/>
+          <w:lang w:val="ru-RU"/>
+        </w:rPr>
+        <w:t>Ответ</w:t>
+      </w:r>
+      <w:r>
+        <w:rPr>
+          <w:lang w:val="ru-RU"/>
+        </w:rPr>
+        <w:t xml:space="preserve">: здесь нужно понимать свободу в другом смысле. Человек, сделав выбор в пользу </w:t>
+      </w:r>
+      <w:proofErr w:type="spellStart"/>
+      <w:r>
+        <w:rPr>
+          <w:lang w:val="ru-RU"/>
+        </w:rPr>
+        <w:t>усии</w:t>
+      </w:r>
+      <w:proofErr w:type="spellEnd"/>
+      <w:r>
+        <w:rPr>
+          <w:lang w:val="ru-RU"/>
+        </w:rPr>
+        <w:t xml:space="preserve"> лишается свободы воли, то есть как бы делает выбор стать рабом, а выбрав </w:t>
+      </w:r>
+      <w:proofErr w:type="spellStart"/>
+      <w:r>
+        <w:rPr>
+          <w:lang w:val="ru-RU"/>
+        </w:rPr>
+        <w:t>юпостасис</w:t>
+      </w:r>
+      <w:proofErr w:type="spellEnd"/>
+      <w:r>
+        <w:rPr>
+          <w:lang w:val="ru-RU"/>
+        </w:rPr>
+        <w:t>, он ее сохраняет.</w:t>
+      </w:r>
+    </w:p>
+    <w:p>
+      <w:pPr>
+        <w:rPr>
+          <w:rFonts w:ascii="Times New Roman" w:hAnsi="Times New Roman" w:cs="Times New Roman"/>
+          <w:sz w:val="24"/>
+          <w:szCs w:val="24"/>
+          <w:lang w:val="ru-RU"/>
+        </w:rPr>
+      </w:pPr>
+    </w:p>
     <w:sectPr>
       <w:pgSz w:w="12240" w:h="15840"/>
       <w:pgMar w:top="1440" w:right="1440" w:bottom="1440" w:left="1440" w:header="720" w:footer="720" w:gutter="0"/>
@@ -1614,6 +3564,37 @@
       <w:szCs w:val="20"/>
     </w:rPr>
   </w:style>
+  <w:style w:type="paragraph" w:styleId="Quote">
+    <w:name w:val="Quote"/>
+    <w:basedOn w:val="Normal"/>
+    <w:next w:val="Normal"/>
+    <w:link w:val="QuoteChar"/>
+    <w:uiPriority w:val="29"/>
+    <w:qFormat/>
+    <w:rsid w:val="00C446AB"/>
+    <w:pPr>
+      <w:spacing w:before="200"/>
+      <w:ind w:left="864" w:right="864"/>
+      <w:jc w:val="center"/>
+    </w:pPr>
+    <w:rPr>
+      <w:i/>
+      <w:iCs/>
+      <w:color w:val="404040" w:themeColor="text1" w:themeTint="BF"/>
+    </w:rPr>
+  </w:style>
+  <w:style w:type="character" w:customStyle="1" w:styleId="QuoteChar">
+    <w:name w:val="Quote Char"/>
+    <w:basedOn w:val="DefaultParagraphFont"/>
+    <w:link w:val="Quote"/>
+    <w:uiPriority w:val="29"/>
+    <w:rsid w:val="00C446AB"/>
+    <w:rPr>
+      <w:i/>
+      <w:iCs/>
+      <w:color w:val="404040" w:themeColor="text1" w:themeTint="BF"/>
+    </w:rPr>
+  </w:style>
 </w:styles>
 </file>
 

--- a/public/lesson-7.docx
+++ b/public/lesson-7.docx
@@ -4,21 +4,69 @@
   <w:body>
     <w:p>
       <w:pPr>
+        <w:rPr>
+          <w:lang w:val="ru-RU"/>
+        </w:rPr>
+      </w:pPr>
+      <w:r>
+        <w:rPr>
+          <w:lang w:val="ru-RU"/>
+        </w:rPr>
+        <w:t>#23 акт Творения снимает парадокс "изменяющейся реальности": необходимое для изменения "существование Ничто", наряду с Бытием, возникает только post factum - как следствие создания того, чего РАНЬШЕ не было;</w:t>
+      </w:r>
+    </w:p>
+    <w:p>
+      <w:pPr>
+        <w:rPr>
+          <w:lang w:val="ru-RU"/>
+        </w:rPr>
+      </w:pPr>
+      <w:r>
+        <w:rPr>
+          <w:lang w:val="ru-RU"/>
+        </w:rPr>
+        <w:t>#24 "Вера" – это риск, отказ от гарантий, предоставляемых знанием, и одновременно неуязвимость для манипуляций/внешнего контроля;</w:t>
+      </w:r>
+    </w:p>
+    <w:p>
+      <w:pPr>
+        <w:rPr>
+          <w:lang w:val="ru-RU"/>
+        </w:rPr>
+      </w:pPr>
+      <w:r>
+        <w:rPr>
+          <w:lang w:val="ru-RU"/>
+        </w:rPr>
+        <w:t>#25 "Борьба с грехом" – не проповедь умеренности, равновесия желаний/аффектов, но создание дистанции с ними: полная "переборка" самого себя во имя вечности, – доказательство Творения, Бога и бессмертия души, но не посредством знания, а посредством действия;</w:t>
+      </w:r>
+    </w:p>
+    <w:p>
+      <w:pPr>
+        <w:rPr>
+          <w:lang w:val="ru-RU"/>
+        </w:rPr>
+      </w:pPr>
+      <w:r>
+        <w:rPr>
+          <w:lang w:val="ru-RU"/>
+        </w:rPr>
+        <w:t>#26 понятие человеческой "свободы воли"  раздвоено: как некое сущее, безразличное (indifferentiae) к остальному сущему (Пелагий), и как отклонение (defectio) от сущего (замысла Творения) – повреждение, ущерб, Ничто "внутри" Бытия (Августин).</w:t>
+      </w:r>
+    </w:p>
+    <w:p>
+      <w:pPr>
         <w:pStyle w:val="Heading2"/>
-      </w:pPr>
-      <w:proofErr w:type="spellStart"/>
-      <w:r>
-        <w:t>Ещё</w:t>
-      </w:r>
-      <w:proofErr w:type="spellEnd"/>
-      <w:r>
-        <w:t xml:space="preserve"> о </w:t>
-      </w:r>
-      <w:proofErr w:type="spellStart"/>
-      <w:r>
-        <w:t>творении</w:t>
-      </w:r>
-      <w:proofErr w:type="spellEnd"/>
+        <w:rPr>
+          <w:lang w:val="ru-RU"/>
+        </w:rPr>
+      </w:pPr>
+      <w:r>
+        <w:rPr>
+          <w:lang w:val="ru-RU"/>
+        </w:rPr>
+        <w:t>Ещё о творении</w:t>
+      </w:r>
     </w:p>
     <w:p>
       <w:pPr>
@@ -158,7 +206,6 @@
         </w:rPr>
         <w:t xml:space="preserve">Тело человека — это </w:t>
       </w:r>
-      <w:proofErr w:type="spellStart"/>
       <w:r>
         <w:rPr>
           <w:rFonts w:ascii="Times New Roman" w:hAnsi="Times New Roman" w:cs="Times New Roman"/>
@@ -170,37 +217,15 @@
         </w:rPr>
         <w:t>усия</w:t>
       </w:r>
-      <w:proofErr w:type="spellEnd"/>
-      <w:r>
-        <w:rPr>
-          <w:rFonts w:ascii="Times New Roman" w:hAnsi="Times New Roman" w:cs="Times New Roman"/>
-          <w:sz w:val="24"/>
-          <w:szCs w:val="24"/>
-          <w:lang w:val="ru-RU"/>
-        </w:rPr>
-        <w:t xml:space="preserve">; но в нем есть и божественное начало, </w:t>
-      </w:r>
-      <w:proofErr w:type="spellStart"/>
-      <w:r>
-        <w:rPr>
-          <w:rFonts w:ascii="Times New Roman" w:hAnsi="Times New Roman" w:cs="Times New Roman"/>
-          <w:sz w:val="24"/>
-          <w:szCs w:val="24"/>
-          <w:lang w:val="ru-RU"/>
-        </w:rPr>
-        <w:t>богоподобие</w:t>
-      </w:r>
-      <w:proofErr w:type="spellEnd"/>
-      <w:r>
-        <w:rPr>
-          <w:rFonts w:ascii="Times New Roman" w:hAnsi="Times New Roman" w:cs="Times New Roman"/>
-          <w:sz w:val="24"/>
-          <w:szCs w:val="24"/>
-          <w:lang w:val="ru-RU"/>
-        </w:rPr>
-        <w:t xml:space="preserve"> — </w:t>
-      </w:r>
-      <w:proofErr w:type="spellStart"/>
+      <w:r>
+        <w:rPr>
+          <w:rFonts w:ascii="Times New Roman" w:hAnsi="Times New Roman" w:cs="Times New Roman"/>
+          <w:sz w:val="24"/>
+          <w:szCs w:val="24"/>
+          <w:lang w:val="ru-RU"/>
+        </w:rPr>
+        <w:t xml:space="preserve">; но в нем есть и божественное начало, богоподобие — </w:t>
+      </w:r>
       <w:r>
         <w:rPr>
           <w:rFonts w:ascii="Times New Roman" w:hAnsi="Times New Roman" w:cs="Times New Roman"/>
@@ -212,7 +237,6 @@
         </w:rPr>
         <w:t>юпостасис</w:t>
       </w:r>
-      <w:proofErr w:type="spellEnd"/>
       <w:r>
         <w:rPr>
           <w:rFonts w:ascii="Times New Roman" w:hAnsi="Times New Roman" w:cs="Times New Roman"/>
@@ -280,29 +304,8 @@
           <w:szCs w:val="24"/>
           <w:lang w:val="ru-RU"/>
         </w:rPr>
-        <w:t xml:space="preserve">тобы добиться победы над смертью, нужно «наладить отношения», узнать, чего хочет бог. По сути главный вопрос монотеизма — это понять, чего хочет Бог. Целью для получения ответа на этот вопрос является обретение </w:t>
-      </w:r>
-      <w:proofErr w:type="spellStart"/>
-      <w:r>
-        <w:rPr>
-          <w:rFonts w:ascii="Times New Roman" w:hAnsi="Times New Roman" w:cs="Times New Roman"/>
-          <w:sz w:val="24"/>
-          <w:szCs w:val="24"/>
-          <w:lang w:val="ru-RU"/>
-        </w:rPr>
-        <w:t>богоподобия</w:t>
-      </w:r>
-      <w:proofErr w:type="spellEnd"/>
-      <w:r>
-        <w:rPr>
-          <w:rFonts w:ascii="Times New Roman" w:hAnsi="Times New Roman" w:cs="Times New Roman"/>
-          <w:sz w:val="24"/>
-          <w:szCs w:val="24"/>
-          <w:lang w:val="ru-RU"/>
-        </w:rPr>
-        <w:t xml:space="preserve">. Очиститься о </w:t>
-      </w:r>
-      <w:proofErr w:type="spellStart"/>
+        <w:t xml:space="preserve">тобы добиться победы над смертью, нужно «наладить отношения», узнать, чего хочет бог. По сути главный вопрос монотеизма — это понять, чего хочет Бог. Целью для получения ответа на этот вопрос является обретение богоподобия. Очиститься о </w:t>
+      </w:r>
       <w:r>
         <w:rPr>
           <w:rFonts w:ascii="Times New Roman" w:hAnsi="Times New Roman" w:cs="Times New Roman"/>
@@ -314,7 +317,6 @@
         </w:rPr>
         <w:t>усии</w:t>
       </w:r>
-      <w:proofErr w:type="spellEnd"/>
       <w:r>
         <w:rPr>
           <w:rFonts w:ascii="Times New Roman" w:hAnsi="Times New Roman" w:cs="Times New Roman"/>
@@ -324,7 +326,6 @@
         </w:rPr>
         <w:t xml:space="preserve">, мешающей </w:t>
       </w:r>
-      <w:proofErr w:type="spellStart"/>
       <w:r>
         <w:rPr>
           <w:rFonts w:ascii="Times New Roman" w:hAnsi="Times New Roman" w:cs="Times New Roman"/>
@@ -336,7 +337,6 @@
         </w:rPr>
         <w:t>юпостасису</w:t>
       </w:r>
-      <w:proofErr w:type="spellEnd"/>
       <w:r>
         <w:rPr>
           <w:rFonts w:ascii="Times New Roman" w:hAnsi="Times New Roman" w:cs="Times New Roman"/>
@@ -366,56 +366,15 @@
         </w:rPr>
         <w:t xml:space="preserve"> (вспоминаем схему монотеистической картины мира) — </w:t>
       </w:r>
-      <w:proofErr w:type="spellStart"/>
-      <w:r>
-        <w:rPr>
-          <w:rFonts w:ascii="Times New Roman" w:hAnsi="Times New Roman" w:cs="Times New Roman"/>
-          <w:sz w:val="24"/>
-          <w:szCs w:val="24"/>
-          <w:lang w:val="ru-RU"/>
-        </w:rPr>
-        <w:t>ἁμ</w:t>
-      </w:r>
-      <w:proofErr w:type="spellEnd"/>
-      <w:r>
-        <w:rPr>
-          <w:rFonts w:ascii="Times New Roman" w:hAnsi="Times New Roman" w:cs="Times New Roman"/>
-          <w:sz w:val="24"/>
-          <w:szCs w:val="24"/>
-          <w:lang w:val="ru-RU"/>
-        </w:rPr>
-        <w:t>α</w:t>
-      </w:r>
-      <w:proofErr w:type="spellStart"/>
-      <w:r>
-        <w:rPr>
-          <w:rFonts w:ascii="Times New Roman" w:hAnsi="Times New Roman" w:cs="Times New Roman"/>
-          <w:sz w:val="24"/>
-          <w:szCs w:val="24"/>
-          <w:lang w:val="ru-RU"/>
-        </w:rPr>
-        <w:t>ρτί</w:t>
-      </w:r>
-      <w:proofErr w:type="spellEnd"/>
-      <w:r>
-        <w:rPr>
-          <w:rFonts w:ascii="Times New Roman" w:hAnsi="Times New Roman" w:cs="Times New Roman"/>
-          <w:sz w:val="24"/>
-          <w:szCs w:val="24"/>
-          <w:lang w:val="ru-RU"/>
-        </w:rPr>
-        <w:t>α</w:t>
-      </w:r>
-      <w:r>
-        <w:rPr>
-          <w:rFonts w:ascii="Times New Roman" w:hAnsi="Times New Roman" w:cs="Times New Roman"/>
-          <w:sz w:val="24"/>
-          <w:szCs w:val="24"/>
-          <w:lang w:val="ru-RU"/>
-        </w:rPr>
-        <w:t xml:space="preserve"> [</w:t>
-      </w:r>
-      <w:proofErr w:type="spellStart"/>
+      <w:r>
+        <w:rPr>
+          <w:rFonts w:ascii="Times New Roman" w:hAnsi="Times New Roman" w:cs="Times New Roman"/>
+          <w:sz w:val="24"/>
+          <w:szCs w:val="24"/>
+          <w:lang w:val="ru-RU"/>
+        </w:rPr>
+        <w:t>ἁμαρτία [</w:t>
+      </w:r>
       <w:r>
         <w:rPr>
           <w:rFonts w:ascii="Times New Roman" w:hAnsi="Times New Roman" w:cs="Times New Roman"/>
@@ -425,7 +384,6 @@
         </w:rPr>
         <w:t>хамартиа</w:t>
       </w:r>
-      <w:proofErr w:type="spellEnd"/>
       <w:r>
         <w:rPr>
           <w:rFonts w:ascii="Times New Roman" w:hAnsi="Times New Roman" w:cs="Times New Roman"/>
@@ -501,79 +459,17 @@
           <w:rFonts w:ascii="Times New Roman" w:hAnsi="Times New Roman" w:cs="Times New Roman"/>
           <w:sz w:val="24"/>
           <w:szCs w:val="24"/>
-        </w:rPr>
-      </w:pPr>
-      <w:proofErr w:type="spellStart"/>
-      <w:r>
-        <w:rPr>
-          <w:rFonts w:ascii="Times New Roman" w:hAnsi="Times New Roman" w:cs="Times New Roman"/>
-          <w:sz w:val="24"/>
-          <w:szCs w:val="24"/>
-        </w:rPr>
-        <w:t>Самые</w:t>
-      </w:r>
-      <w:proofErr w:type="spellEnd"/>
-      <w:r>
-        <w:rPr>
-          <w:rFonts w:ascii="Times New Roman" w:hAnsi="Times New Roman" w:cs="Times New Roman"/>
-          <w:sz w:val="24"/>
-          <w:szCs w:val="24"/>
-        </w:rPr>
-        <w:t xml:space="preserve"> </w:t>
-      </w:r>
-      <w:proofErr w:type="spellStart"/>
-      <w:r>
-        <w:rPr>
-          <w:rFonts w:ascii="Times New Roman" w:hAnsi="Times New Roman" w:cs="Times New Roman"/>
-          <w:sz w:val="24"/>
-          <w:szCs w:val="24"/>
-        </w:rPr>
-        <w:t>страшные</w:t>
-      </w:r>
-      <w:proofErr w:type="spellEnd"/>
-      <w:r>
-        <w:rPr>
-          <w:rFonts w:ascii="Times New Roman" w:hAnsi="Times New Roman" w:cs="Times New Roman"/>
-          <w:sz w:val="24"/>
-          <w:szCs w:val="24"/>
-        </w:rPr>
-        <w:t xml:space="preserve"> </w:t>
-      </w:r>
-      <w:proofErr w:type="spellStart"/>
-      <w:r>
-        <w:rPr>
-          <w:rFonts w:ascii="Times New Roman" w:hAnsi="Times New Roman" w:cs="Times New Roman"/>
-          <w:sz w:val="24"/>
-          <w:szCs w:val="24"/>
-        </w:rPr>
-        <w:t>смертные</w:t>
-      </w:r>
-      <w:proofErr w:type="spellEnd"/>
-      <w:r>
-        <w:rPr>
-          <w:rFonts w:ascii="Times New Roman" w:hAnsi="Times New Roman" w:cs="Times New Roman"/>
-          <w:sz w:val="24"/>
-          <w:szCs w:val="24"/>
-        </w:rPr>
-        <w:t xml:space="preserve"> </w:t>
-      </w:r>
-      <w:proofErr w:type="spellStart"/>
-      <w:r>
-        <w:rPr>
-          <w:rFonts w:ascii="Times New Roman" w:hAnsi="Times New Roman" w:cs="Times New Roman"/>
-          <w:sz w:val="24"/>
-          <w:szCs w:val="24"/>
-        </w:rPr>
-        <w:t>грехи</w:t>
-      </w:r>
-      <w:proofErr w:type="spellEnd"/>
-      <w:r>
-        <w:rPr>
-          <w:rFonts w:ascii="Times New Roman" w:hAnsi="Times New Roman" w:cs="Times New Roman"/>
-          <w:sz w:val="24"/>
-          <w:szCs w:val="24"/>
-        </w:rPr>
-        <w:t>:</w:t>
+          <w:lang w:val="ru-RU"/>
+        </w:rPr>
+      </w:pPr>
+      <w:r>
+        <w:rPr>
+          <w:rFonts w:ascii="Times New Roman" w:hAnsi="Times New Roman" w:cs="Times New Roman"/>
+          <w:sz w:val="24"/>
+          <w:szCs w:val="24"/>
+          <w:lang w:val="ru-RU"/>
+        </w:rPr>
+        <w:t>Самые страшные смертные грехи:</w:t>
       </w:r>
     </w:p>
     <w:p>
@@ -588,7 +484,6 @@
           <w:szCs w:val="24"/>
         </w:rPr>
       </w:pPr>
-      <w:proofErr w:type="spellStart"/>
       <w:r>
         <w:rPr>
           <w:rFonts w:ascii="Times New Roman" w:hAnsi="Times New Roman" w:cs="Times New Roman"/>
@@ -597,7 +492,6 @@
         </w:rPr>
         <w:t>Чревоугодие</w:t>
       </w:r>
-      <w:proofErr w:type="spellEnd"/>
     </w:p>
     <w:p>
       <w:pPr>
@@ -611,7 +505,6 @@
           <w:szCs w:val="24"/>
         </w:rPr>
       </w:pPr>
-      <w:proofErr w:type="spellStart"/>
       <w:r>
         <w:rPr>
           <w:rFonts w:ascii="Times New Roman" w:hAnsi="Times New Roman" w:cs="Times New Roman"/>
@@ -620,7 +513,6 @@
         </w:rPr>
         <w:t>Гордыня</w:t>
       </w:r>
-      <w:proofErr w:type="spellEnd"/>
     </w:p>
     <w:p>
       <w:pPr>
@@ -634,7 +526,6 @@
           <w:szCs w:val="24"/>
         </w:rPr>
       </w:pPr>
-      <w:proofErr w:type="spellStart"/>
       <w:r>
         <w:rPr>
           <w:rFonts w:ascii="Times New Roman" w:hAnsi="Times New Roman" w:cs="Times New Roman"/>
@@ -643,7 +534,6 @@
         </w:rPr>
         <w:t>Алчность</w:t>
       </w:r>
-      <w:proofErr w:type="spellEnd"/>
     </w:p>
     <w:p>
       <w:pPr>
@@ -657,7 +547,6 @@
           <w:szCs w:val="24"/>
         </w:rPr>
       </w:pPr>
-      <w:proofErr w:type="spellStart"/>
       <w:r>
         <w:rPr>
           <w:rFonts w:ascii="Times New Roman" w:hAnsi="Times New Roman" w:cs="Times New Roman"/>
@@ -666,7 +555,6 @@
         </w:rPr>
         <w:t>Прелюбодеяние</w:t>
       </w:r>
-      <w:proofErr w:type="spellEnd"/>
     </w:p>
     <w:p>
       <w:pPr>
@@ -680,16 +568,15 @@
           <w:szCs w:val="24"/>
         </w:rPr>
       </w:pPr>
-      <w:proofErr w:type="spellStart"/>
-      <w:r>
-        <w:rPr>
-          <w:rFonts w:ascii="Times New Roman" w:hAnsi="Times New Roman" w:cs="Times New Roman"/>
-          <w:sz w:val="24"/>
-          <w:szCs w:val="24"/>
-        </w:rPr>
+      <w:r>
+        <w:rPr>
+          <w:rFonts w:ascii="Times New Roman" w:hAnsi="Times New Roman" w:cs="Times New Roman"/>
+          <w:sz w:val="24"/>
+          <w:szCs w:val="24"/>
+        </w:rPr>
+        <w:lastRenderedPageBreak/>
         <w:t>Зависть</w:t>
       </w:r>
-      <w:proofErr w:type="spellEnd"/>
     </w:p>
     <w:p>
       <w:pPr>
@@ -703,7 +590,6 @@
           <w:szCs w:val="24"/>
         </w:rPr>
       </w:pPr>
-      <w:proofErr w:type="spellStart"/>
       <w:r>
         <w:rPr>
           <w:rFonts w:ascii="Times New Roman" w:hAnsi="Times New Roman" w:cs="Times New Roman"/>
@@ -712,7 +598,6 @@
         </w:rPr>
         <w:t>Уныние</w:t>
       </w:r>
-      <w:proofErr w:type="spellEnd"/>
     </w:p>
     <w:p>
       <w:pPr>
@@ -865,7 +750,6 @@
         </w:rPr>
         <w:t xml:space="preserve">); контроль чрезмерности был и в Элладе и назывался </w:t>
       </w:r>
-      <w:proofErr w:type="spellStart"/>
       <w:r>
         <w:rPr>
           <w:rFonts w:ascii="Times New Roman" w:hAnsi="Times New Roman" w:cs="Times New Roman"/>
@@ -888,7 +772,6 @@
         </w:rPr>
         <w:t>вдеймонией</w:t>
       </w:r>
-      <w:proofErr w:type="spellEnd"/>
       <w:r>
         <w:rPr>
           <w:rFonts w:ascii="Times New Roman" w:hAnsi="Times New Roman" w:cs="Times New Roman"/>
@@ -915,17 +798,7 @@
           <w:szCs w:val="24"/>
           <w:lang w:val="ru-RU"/>
         </w:rPr>
-        <w:t xml:space="preserve">. При этом зависть, уныние и гнев несмотря на отрицательную коннотацию также относится к удовольствию через его отрицание. В отличии от </w:t>
-      </w:r>
-      <w:r>
-        <w:rPr>
-          <w:rFonts w:ascii="Times New Roman" w:hAnsi="Times New Roman" w:cs="Times New Roman"/>
-          <w:sz w:val="24"/>
-          <w:szCs w:val="24"/>
-          <w:lang w:val="ru-RU"/>
-        </w:rPr>
-        <w:lastRenderedPageBreak/>
-        <w:t xml:space="preserve">античности здесь говорится о том, что все желания являются плохими, что любое удовольствие плохо. </w:t>
+        <w:t xml:space="preserve">. При этом зависть, уныние и гнев несмотря на отрицательную коннотацию также относится к удовольствию через его отрицание. В отличии от античности здесь говорится о том, что все желания являются плохими, что любое удовольствие плохо. </w:t>
       </w:r>
       <w:r>
         <w:rPr>
@@ -945,7 +818,6 @@
         </w:rPr>
         <w:t xml:space="preserve"> физиологический механизм, и плох он тем, что управляет человеком. Если в античности целью было достижение аффекта </w:t>
       </w:r>
-      <w:proofErr w:type="spellStart"/>
       <w:r>
         <w:rPr>
           <w:rFonts w:ascii="Times New Roman" w:hAnsi="Times New Roman" w:cs="Times New Roman"/>
@@ -957,7 +829,6 @@
         </w:rPr>
         <w:t>эвдеймонии</w:t>
       </w:r>
-      <w:proofErr w:type="spellEnd"/>
       <w:r>
         <w:rPr>
           <w:rFonts w:ascii="Times New Roman" w:hAnsi="Times New Roman" w:cs="Times New Roman"/>
@@ -1020,7 +891,6 @@
         </w:rPr>
         <w:t xml:space="preserve">Основное действие в христианстве — преодоление, обращение. Человеку нужно выйти из состояния, где ему комфортно и хорошо, где он прикован к своей </w:t>
       </w:r>
-      <w:proofErr w:type="spellStart"/>
       <w:r>
         <w:rPr>
           <w:rFonts w:ascii="Times New Roman" w:hAnsi="Times New Roman" w:cs="Times New Roman"/>
@@ -1032,7 +902,6 @@
         </w:rPr>
         <w:t>усии</w:t>
       </w:r>
-      <w:proofErr w:type="spellEnd"/>
       <w:r>
         <w:rPr>
           <w:rFonts w:ascii="Times New Roman" w:hAnsi="Times New Roman" w:cs="Times New Roman"/>
@@ -1042,7 +911,6 @@
         </w:rPr>
         <w:t xml:space="preserve">. Смысл исповеди состоит в том, чтобы разграничивать себя от своих состояний </w:t>
       </w:r>
-      <w:proofErr w:type="spellStart"/>
       <w:r>
         <w:rPr>
           <w:rFonts w:ascii="Times New Roman" w:hAnsi="Times New Roman" w:cs="Times New Roman"/>
@@ -1054,7 +922,6 @@
         </w:rPr>
         <w:t>усии</w:t>
       </w:r>
-      <w:proofErr w:type="spellEnd"/>
       <w:r>
         <w:rPr>
           <w:rFonts w:ascii="Times New Roman" w:hAnsi="Times New Roman" w:cs="Times New Roman"/>
@@ -1083,7 +950,6 @@
         </w:rPr>
         <w:t xml:space="preserve">Монотеизм в изначальном своем виде вовсе не обман и не манипуляция, но самый честный договор, потому что речь идёт не о знании, где можно обмануть, дав неверное знание, а о вере: тебе не дают доказательств, а предлагают сделать ставку: поверить в существование в бога и в свой </w:t>
       </w:r>
-      <w:proofErr w:type="spellStart"/>
       <w:r>
         <w:rPr>
           <w:rFonts w:ascii="Times New Roman" w:hAnsi="Times New Roman" w:cs="Times New Roman"/>
@@ -1095,7 +961,6 @@
         </w:rPr>
         <w:t>юпостасис</w:t>
       </w:r>
-      <w:proofErr w:type="spellEnd"/>
       <w:r>
         <w:rPr>
           <w:rFonts w:ascii="Times New Roman" w:hAnsi="Times New Roman" w:cs="Times New Roman"/>
@@ -1326,27 +1191,8 @@
           <w:szCs w:val="24"/>
           <w:lang w:val="ru-RU"/>
         </w:rPr>
-        <w:t xml:space="preserve">В 4-5 </w:t>
-      </w:r>
-      <w:proofErr w:type="spellStart"/>
-      <w:r>
-        <w:rPr>
-          <w:rFonts w:ascii="Times New Roman" w:hAnsi="Times New Roman" w:cs="Times New Roman"/>
-          <w:sz w:val="24"/>
-          <w:szCs w:val="24"/>
-          <w:lang w:val="ru-RU"/>
-        </w:rPr>
-        <w:t>вв</w:t>
-      </w:r>
-      <w:proofErr w:type="spellEnd"/>
-      <w:r>
-        <w:rPr>
-          <w:rFonts w:ascii="Times New Roman" w:hAnsi="Times New Roman" w:cs="Times New Roman"/>
-          <w:sz w:val="24"/>
-          <w:szCs w:val="24"/>
-          <w:lang w:val="ru-RU"/>
-        </w:rPr>
-        <w:t xml:space="preserve"> нашей эры между ними был спор. Выиграл спор Августин; </w:t>
+        <w:lastRenderedPageBreak/>
+        <w:t xml:space="preserve">В 4-5 вв нашей эры между ними был спор. Выиграл спор Августин; </w:t>
       </w:r>
       <w:r>
         <w:rPr>
@@ -1385,7 +1231,6 @@
         </w:rPr>
         <w:t xml:space="preserve">Точка зрения Пелагия заключается в том, что при наличии свободы воли, мы в одинаковой степени склонны как к </w:t>
       </w:r>
-      <w:proofErr w:type="spellStart"/>
       <w:r>
         <w:rPr>
           <w:rFonts w:ascii="Times New Roman" w:hAnsi="Times New Roman" w:cs="Times New Roman"/>
@@ -1397,7 +1242,6 @@
         </w:rPr>
         <w:t>усии</w:t>
       </w:r>
-      <w:proofErr w:type="spellEnd"/>
       <w:r>
         <w:rPr>
           <w:rFonts w:ascii="Times New Roman" w:hAnsi="Times New Roman" w:cs="Times New Roman"/>
@@ -1407,7 +1251,6 @@
         </w:rPr>
         <w:t xml:space="preserve">, так и к </w:t>
       </w:r>
-      <w:proofErr w:type="spellStart"/>
       <w:r>
         <w:rPr>
           <w:rFonts w:ascii="Times New Roman" w:hAnsi="Times New Roman" w:cs="Times New Roman"/>
@@ -1419,35 +1262,14 @@
         </w:rPr>
         <w:t>юпостасису</w:t>
       </w:r>
-      <w:proofErr w:type="spellEnd"/>
-      <w:r>
-        <w:rPr>
-          <w:rFonts w:ascii="Times New Roman" w:hAnsi="Times New Roman" w:cs="Times New Roman"/>
-          <w:sz w:val="24"/>
-          <w:szCs w:val="24"/>
-          <w:lang w:val="ru-RU"/>
-        </w:rPr>
-        <w:t xml:space="preserve"> (душе и </w:t>
-      </w:r>
-      <w:proofErr w:type="spellStart"/>
-      <w:r>
-        <w:rPr>
-          <w:rFonts w:ascii="Times New Roman" w:hAnsi="Times New Roman" w:cs="Times New Roman"/>
-          <w:sz w:val="24"/>
-          <w:szCs w:val="24"/>
-          <w:lang w:val="ru-RU"/>
-        </w:rPr>
-        <w:t>плоти</w:t>
-      </w:r>
-      <w:proofErr w:type="spellEnd"/>
-      <w:r>
-        <w:rPr>
-          <w:rFonts w:ascii="Times New Roman" w:hAnsi="Times New Roman" w:cs="Times New Roman"/>
-          <w:sz w:val="24"/>
-          <w:szCs w:val="24"/>
-          <w:lang w:val="ru-RU"/>
-        </w:rPr>
-        <w:t xml:space="preserve">, злу и добру) — </w:t>
+      <w:r>
+        <w:rPr>
+          <w:rFonts w:ascii="Times New Roman" w:hAnsi="Times New Roman" w:cs="Times New Roman"/>
+          <w:sz w:val="24"/>
+          <w:szCs w:val="24"/>
+          <w:lang w:val="ru-RU"/>
+        </w:rPr>
+        <w:t xml:space="preserve"> (душе и плоти, злу и добру) — </w:t>
       </w:r>
       <w:r>
         <w:rPr>
@@ -1524,17 +1346,7 @@
           <w:szCs w:val="24"/>
           <w:lang w:val="ru-RU"/>
         </w:rPr>
-        <w:t xml:space="preserve">Эта точка зрения была принята еретической, потому что ставила христианство в неудобное положение: существование зла, дьявола, в мире, созданном богом, лежит на его ответственности, ведь если человек может выбирать между добром и злом, то откуда взялось зло, к которому есть возможность примкнуть? Если же бог не создавал зла и дьявола, то следует признать, что богом создан не весь мир; что мир является ареной </w:t>
-      </w:r>
-      <w:r>
-        <w:rPr>
-          <w:rFonts w:ascii="Times New Roman" w:hAnsi="Times New Roman" w:cs="Times New Roman"/>
-          <w:sz w:val="24"/>
-          <w:szCs w:val="24"/>
-          <w:lang w:val="ru-RU"/>
-        </w:rPr>
-        <w:lastRenderedPageBreak/>
-        <w:t xml:space="preserve">борьбы бога и дьявола, а эта картина мира ничем не отличается от мифологической. Это направление мысли, исследующее </w:t>
+        <w:t xml:space="preserve">Эта точка зрения была принята еретической, потому что ставила христианство в неудобное положение: существование зла, дьявола, в мире, созданном богом, лежит на его ответственности, ведь если человек может выбирать между добром и злом, то откуда взялось зло, к которому есть возможность примкнуть? Если же бог не создавал зла и дьявола, то следует признать, что богом создан не весь мир; что мир является ареной борьбы бога и дьявола, а эта картина мира ничем не отличается от мифологической. Это направление мысли, исследующее </w:t>
       </w:r>
       <w:r>
         <w:rPr>
@@ -1635,7 +1447,6 @@
         </w:rPr>
         <w:t xml:space="preserve"> разрешает противоречие и освобождает бога от ответственности за зло. Она заключается в том, что «существование зла» — это оксюморон. Акт творения, создавший то, чего не было, создал некую копию, лишённую божественного совершенства. Происходит это потому, что мы несём в себе изъян, след того «ничто», которого не было, и оно же является злом, в переводе </w:t>
       </w:r>
-      <w:proofErr w:type="spellStart"/>
       <w:r>
         <w:rPr>
           <w:rFonts w:ascii="Times New Roman" w:hAnsi="Times New Roman" w:cs="Times New Roman"/>
@@ -1646,7 +1457,6 @@
         </w:rPr>
         <w:t>defectio</w:t>
       </w:r>
-      <w:proofErr w:type="spellEnd"/>
       <w:r>
         <w:rPr>
           <w:rFonts w:ascii="Times New Roman" w:hAnsi="Times New Roman" w:cs="Times New Roman"/>
@@ -1656,7 +1466,6 @@
         </w:rPr>
         <w:t xml:space="preserve"> — умаление, отклонение, уклонение. Это нечто, полностью противоположное божьему творению, замыслу бога (</w:t>
       </w:r>
-      <w:proofErr w:type="spellStart"/>
       <w:r>
         <w:rPr>
           <w:rFonts w:ascii="Times New Roman" w:hAnsi="Times New Roman" w:cs="Times New Roman"/>
@@ -1667,7 +1476,6 @@
         </w:rPr>
         <w:t>Effectio</w:t>
       </w:r>
-      <w:proofErr w:type="spellEnd"/>
       <w:r>
         <w:rPr>
           <w:rFonts w:ascii="Times New Roman" w:hAnsi="Times New Roman" w:cs="Times New Roman"/>
@@ -1677,7 +1485,6 @@
         </w:rPr>
         <w:t xml:space="preserve">). Это анти-творение. Созданные из ничто, мы несем в себе это ничто и умаляем творение бога. И вот это </w:t>
       </w:r>
-      <w:proofErr w:type="spellStart"/>
       <w:r>
         <w:rPr>
           <w:rFonts w:ascii="Times New Roman" w:hAnsi="Times New Roman" w:cs="Times New Roman"/>
@@ -1688,7 +1495,6 @@
         </w:rPr>
         <w:t>defectio</w:t>
       </w:r>
-      <w:proofErr w:type="spellEnd"/>
       <w:r>
         <w:rPr>
           <w:rFonts w:ascii="Times New Roman" w:hAnsi="Times New Roman" w:cs="Times New Roman"/>
@@ -1775,7 +1581,6 @@
         </w:rPr>
         <w:t xml:space="preserve"> </w:t>
       </w:r>
-      <w:proofErr w:type="spellStart"/>
       <w:r>
         <w:rPr>
           <w:rFonts w:ascii="Times New Roman" w:hAnsi="Times New Roman" w:cs="Times New Roman"/>
@@ -1786,7 +1591,6 @@
         </w:rPr>
         <w:t>arbitrum</w:t>
       </w:r>
-      <w:proofErr w:type="spellEnd"/>
       <w:r>
         <w:rPr>
           <w:rFonts w:ascii="Times New Roman" w:hAnsi="Times New Roman" w:cs="Times New Roman"/>
@@ -1834,7 +1638,6 @@
         </w:rPr>
         <w:t xml:space="preserve">Но тогда получается, что «контракт» не работает, потому что оказывается, что в человеке нет божественного начала, </w:t>
       </w:r>
-      <w:proofErr w:type="spellStart"/>
       <w:r>
         <w:rPr>
           <w:rFonts w:ascii="Times New Roman" w:hAnsi="Times New Roman" w:cs="Times New Roman"/>
@@ -1846,35 +1649,14 @@
         </w:rPr>
         <w:t>юпостасиса</w:t>
       </w:r>
-      <w:proofErr w:type="spellEnd"/>
-      <w:r>
-        <w:rPr>
-          <w:rFonts w:ascii="Times New Roman" w:hAnsi="Times New Roman" w:cs="Times New Roman"/>
-          <w:sz w:val="24"/>
-          <w:szCs w:val="24"/>
-          <w:lang w:val="ru-RU"/>
-        </w:rPr>
-        <w:t xml:space="preserve">, а значит, что у аскетичного человека просто не получится достичь </w:t>
-      </w:r>
-      <w:proofErr w:type="spellStart"/>
-      <w:r>
-        <w:rPr>
-          <w:rFonts w:ascii="Times New Roman" w:hAnsi="Times New Roman" w:cs="Times New Roman"/>
-          <w:sz w:val="24"/>
-          <w:szCs w:val="24"/>
-          <w:lang w:val="ru-RU"/>
-        </w:rPr>
-        <w:t>богоподобия</w:t>
-      </w:r>
-      <w:proofErr w:type="spellEnd"/>
-      <w:r>
-        <w:rPr>
-          <w:rFonts w:ascii="Times New Roman" w:hAnsi="Times New Roman" w:cs="Times New Roman"/>
-          <w:sz w:val="24"/>
-          <w:szCs w:val="24"/>
-          <w:lang w:val="ru-RU"/>
-        </w:rPr>
-        <w:t xml:space="preserve">. </w:t>
+      <w:r>
+        <w:rPr>
+          <w:rFonts w:ascii="Times New Roman" w:hAnsi="Times New Roman" w:cs="Times New Roman"/>
+          <w:sz w:val="24"/>
+          <w:szCs w:val="24"/>
+          <w:lang w:val="ru-RU"/>
+        </w:rPr>
+        <w:t xml:space="preserve">, а значит, что у аскетичного человека просто не получится достичь богоподобия. </w:t>
       </w:r>
       <w:r>
         <w:rPr>
@@ -2053,6 +1835,9 @@
     <w:p>
       <w:pPr>
         <w:pStyle w:val="Quote"/>
+        <w:rPr>
+          <w:lang w:val="ru-RU"/>
+        </w:rPr>
       </w:pPr>
       <w:r>
         <w:rPr>
@@ -2060,6 +1845,7 @@
           <w:bCs/>
           <w:lang w:val="ru-RU"/>
         </w:rPr>
+        <w:lastRenderedPageBreak/>
         <w:t>Вопрос</w:t>
       </w:r>
       <w:r>
@@ -2069,9 +1855,15 @@
         <w:t>: если по Августину бог не создавал зла, а возникло оно вследствие того, что мир сотворен из «ничто», получается, что либо Бог создал мир с дефектом, которого не усмотрел, то есть он несовершенен, либо он знал о нем и намеренно допустил наличие дефекта, что значит, что он создал зло. Как с этим быть?</w:t>
       </w:r>
       <w:r>
+        <w:rPr>
+          <w:lang w:val="ru-RU"/>
+        </w:rPr>
         <w:t xml:space="preserve"> </w:t>
       </w:r>
       <w:r>
+        <w:rPr>
+          <w:lang w:val="ru-RU"/>
+        </w:rPr>
         <w:br/>
       </w:r>
       <w:r>
@@ -2114,44 +1906,18 @@
           <w:bCs/>
           <w:lang w:val="ru-RU"/>
         </w:rPr>
-        <w:lastRenderedPageBreak/>
         <w:t>Вопрос</w:t>
       </w:r>
       <w:r>
         <w:rPr>
           <w:lang w:val="ru-RU"/>
         </w:rPr>
-        <w:t xml:space="preserve">: о какой свободе воли может идти речь, если человек, решивший отказаться от </w:t>
-      </w:r>
-      <w:proofErr w:type="spellStart"/>
-      <w:r>
-        <w:rPr>
-          <w:lang w:val="ru-RU"/>
-        </w:rPr>
-        <w:t>юпостасиса</w:t>
-      </w:r>
-      <w:proofErr w:type="spellEnd"/>
-      <w:r>
-        <w:rPr>
-          <w:lang w:val="ru-RU"/>
-        </w:rPr>
-        <w:t xml:space="preserve"> и сделавший выбор в пользу </w:t>
-      </w:r>
-      <w:proofErr w:type="spellStart"/>
-      <w:r>
-        <w:rPr>
-          <w:lang w:val="ru-RU"/>
-        </w:rPr>
-        <w:t>усии</w:t>
-      </w:r>
-      <w:proofErr w:type="spellEnd"/>
-      <w:r>
-        <w:rPr>
-          <w:lang w:val="ru-RU"/>
-        </w:rPr>
-        <w:t xml:space="preserve"> попадает в ад?</w:t>
-      </w:r>
-      <w:r>
+        <w:t>: о какой свободе воли может идти речь, если человек, решивший отказаться от юпостасиса и сделавший выбор в пользу усии попадает в ад?</w:t>
+      </w:r>
+      <w:r>
+        <w:rPr>
+          <w:lang w:val="ru-RU"/>
+        </w:rPr>
         <w:br/>
       </w:r>
       <w:r>
@@ -2168,28 +1934,24 @@
         </w:rPr>
         <w:t xml:space="preserve">: здесь нужно понимать свободу в другом смысле. Человек, сделав выбор в пользу </w:t>
       </w:r>
-      <w:proofErr w:type="spellStart"/>
       <w:r>
         <w:rPr>
           <w:lang w:val="ru-RU"/>
         </w:rPr>
         <w:t>усии</w:t>
       </w:r>
-      <w:proofErr w:type="spellEnd"/>
       <w:r>
         <w:rPr>
           <w:lang w:val="ru-RU"/>
         </w:rPr>
         <w:t xml:space="preserve"> лишается свободы воли, то есть как бы делает выбор стать рабом, а выбрав </w:t>
       </w:r>
-      <w:proofErr w:type="spellStart"/>
       <w:r>
         <w:rPr>
           <w:lang w:val="ru-RU"/>
         </w:rPr>
         <w:t>юпостасис</w:t>
       </w:r>
-      <w:proofErr w:type="spellEnd"/>
       <w:r>
         <w:rPr>
           <w:lang w:val="ru-RU"/>

--- a/public/lesson-7.docx
+++ b/public/lesson-7.docx
@@ -12,46 +12,118 @@
         <w:rPr>
           <w:lang w:val="ru-RU"/>
         </w:rPr>
-        <w:t>#23 акт Творения снимает парадокс "изменяющейся реальности": необходимое для изменения "существование Ничто", наряду с Бытием, возникает только post factum - как следствие создания того, чего РАНЬШЕ не было;</w:t>
-      </w:r>
-    </w:p>
-    <w:p>
-      <w:pPr>
-        <w:rPr>
-          <w:lang w:val="ru-RU"/>
-        </w:rPr>
-      </w:pPr>
-      <w:r>
-        <w:rPr>
-          <w:lang w:val="ru-RU"/>
-        </w:rPr>
-        <w:t>#24 "Вера" – это риск, отказ от гарантий, предоставляемых знанием, и одновременно неуязвимость для манипуляций/внешнего контроля;</w:t>
-      </w:r>
-    </w:p>
-    <w:p>
-      <w:pPr>
-        <w:rPr>
-          <w:lang w:val="ru-RU"/>
-        </w:rPr>
-      </w:pPr>
-      <w:r>
-        <w:rPr>
-          <w:lang w:val="ru-RU"/>
-        </w:rPr>
-        <w:t>#25 "Борьба с грехом" – не проповедь умеренности, равновесия желаний/аффектов, но создание дистанции с ними: полная "переборка" самого себя во имя вечности, – доказательство Творения, Бога и бессмертия души, но не посредством знания, а посредством действия;</w:t>
-      </w:r>
-    </w:p>
-    <w:p>
-      <w:pPr>
-        <w:rPr>
-          <w:lang w:val="ru-RU"/>
-        </w:rPr>
-      </w:pPr>
-      <w:r>
-        <w:rPr>
-          <w:lang w:val="ru-RU"/>
-        </w:rPr>
-        <w:t>#26 понятие человеческой "свободы воли"  раздвоено: как некое сущее, безразличное (indifferentiae) к остальному сущему (Пелагий), и как отклонение (defectio) от сущего (замысла Творения) – повреждение, ущерб, Ничто "внутри" Бытия (Августин).</w:t>
+        <w:t>#23</w:t>
+      </w:r>
+      <w:r>
+        <w:rPr>
+          <w:lang w:val="ru-RU"/>
+        </w:rPr>
+        <w:t>.</w:t>
+      </w:r>
+      <w:r>
+        <w:rPr>
+          <w:lang w:val="ru-RU"/>
+        </w:rPr>
+        <w:t xml:space="preserve"> акт Творения снимает парадокс "изменяющейся реальности": необходимое для изменения "существование Ничто", наряду с Бытием, возникает только post factum - как следствие создания того, чего РАНЬШЕ не было;</w:t>
+      </w:r>
+    </w:p>
+    <w:p>
+      <w:pPr>
+        <w:rPr>
+          <w:lang w:val="ru-RU"/>
+        </w:rPr>
+      </w:pPr>
+      <w:r>
+        <w:rPr>
+          <w:lang w:val="ru-RU"/>
+        </w:rPr>
+        <w:t>#24</w:t>
+      </w:r>
+      <w:r>
+        <w:rPr>
+          <w:lang w:val="ru-RU"/>
+        </w:rPr>
+        <w:t>.</w:t>
+      </w:r>
+      <w:r>
+        <w:rPr>
+          <w:lang w:val="ru-RU"/>
+        </w:rPr>
+        <w:t xml:space="preserve"> "Вера" – это риск, отказ от гарантий, предоставляемых знанием, и одновременно неуязвимость для манипуляций/внешнего контроля;</w:t>
+      </w:r>
+    </w:p>
+    <w:p>
+      <w:pPr>
+        <w:rPr>
+          <w:lang w:val="ru-RU"/>
+        </w:rPr>
+      </w:pPr>
+      <w:r>
+        <w:rPr>
+          <w:lang w:val="ru-RU"/>
+        </w:rPr>
+        <w:t>#25</w:t>
+      </w:r>
+      <w:r>
+        <w:rPr>
+          <w:lang w:val="ru-RU"/>
+        </w:rPr>
+        <w:t>.</w:t>
+      </w:r>
+      <w:r>
+        <w:rPr>
+          <w:lang w:val="ru-RU"/>
+        </w:rPr>
+        <w:t xml:space="preserve"> "Борьба с грехом" – не проповедь умеренности, равновесия желаний/аффектов, но создание дистанции с ними: полная "переборка" самого себя во имя вечности, – доказательство Творения, Бога и бессмертия души, но не посредством знания, а посредством действия;</w:t>
+      </w:r>
+    </w:p>
+    <w:p>
+      <w:pPr>
+        <w:rPr>
+          <w:lang w:val="ru-RU"/>
+        </w:rPr>
+      </w:pPr>
+      <w:r>
+        <w:rPr>
+          <w:lang w:val="ru-RU"/>
+        </w:rPr>
+        <w:t>#26</w:t>
+      </w:r>
+      <w:r>
+        <w:rPr>
+          <w:lang w:val="ru-RU"/>
+        </w:rPr>
+        <w:t>.</w:t>
+      </w:r>
+      <w:r>
+        <w:rPr>
+          <w:lang w:val="ru-RU"/>
+        </w:rPr>
+        <w:t xml:space="preserve"> понятие человеческой "свободы воли</w:t>
+      </w:r>
+      <w:r>
+        <w:rPr>
+          <w:lang w:val="ru-RU"/>
+        </w:rPr>
+        <w:t>” раздвоено</w:t>
+      </w:r>
+      <w:r>
+        <w:rPr>
+          <w:lang w:val="ru-RU"/>
+        </w:rPr>
+        <w:t>: как некое сущее, безразличное (indifferentiae) к остальному сущему (Пелагий), и как отклонение (defectio) от сущего (замысла Творения) – повреждение, ущерб, Ничто</w:t>
+      </w:r>
+      <w:r>
+        <w:rPr>
+          <w:lang w:val="ru-RU"/>
+        </w:rPr>
+        <w:t xml:space="preserve"> </w:t>
+      </w:r>
+      <w:r>
+        <w:rPr>
+          <w:lang w:val="ru-RU"/>
+        </w:rPr>
+        <w:t>"внутри" Бытия (Августин).</w:t>
       </w:r>
     </w:p>
     <w:p>
